--- a/templates_docx/htzl_yxtx_sgt.docx
+++ b/templates_docx/htzl_yxtx_sgt.docx
@@ -1593,19 +1593,32 @@
         <w:spacing w:line="360" w:lineRule="auto"/>
         <w:ind w:firstLine="480"/>
         <w:rPr>
-          <w:b/>
-          <w:sz w:val="24"/>
-          <w:highlight w:val="green"/>
+          <w:bCs/>
+          <w:sz w:val="24"/>
         </w:rPr>
       </w:pPr>
       <w:r>
         <w:rPr>
-          <w:rFonts w:hint="eastAsia"/>
-          <w:b/>
-          <w:sz w:val="24"/>
-          <w:highlight w:val="green"/>
-        </w:rPr>
-        <w:t>电缆槽侧向、尺寸应结合线路况、通信方案具体确定。</w:t>
+          <w:bCs/>
+          <w:sz w:val="24"/>
+        </w:rPr>
+        <w:t xml:space="preserve">{%p if </w:t>
+      </w:r>
+      <w:proofErr w:type="spellStart"/>
+      <w:r>
+        <w:rPr>
+          <w:bCs/>
+          <w:sz w:val="24"/>
+        </w:rPr>
+        <w:t>has_line_new_single</w:t>
+      </w:r>
+      <w:proofErr w:type="spellEnd"/>
+      <w:r>
+        <w:rPr>
+          <w:bCs/>
+          <w:sz w:val="24"/>
+        </w:rPr>
+        <w:t xml:space="preserve"> %}</w:t>
       </w:r>
     </w:p>
     <w:p>
@@ -1613,8 +1626,9 @@
         <w:spacing w:line="360" w:lineRule="auto"/>
         <w:ind w:firstLine="480"/>
         <w:rPr>
-          <w:sz w:val="24"/>
-          <w:highlight w:val="green"/>
+          <w:rFonts w:hint="eastAsia"/>
+          <w:bCs/>
+          <w:sz w:val="24"/>
         </w:rPr>
       </w:pPr>
       <w:r>
@@ -1622,17 +1636,34 @@
           <w:rFonts w:hint="eastAsia"/>
           <w:b/>
           <w:sz w:val="24"/>
-          <w:highlight w:val="green"/>
-        </w:rPr>
-        <w:t>新建单线方案：</w:t>
-      </w:r>
-      <w:r>
-        <w:rPr>
-          <w:rFonts w:hint="eastAsia"/>
-          <w:sz w:val="24"/>
-          <w:highlight w:val="green"/>
-        </w:rPr>
-        <w:t>全线新建线一侧要求设置电缆槽。</w:t>
+        </w:rPr>
+        <w:t>新建单线</w:t>
+      </w:r>
+      <w:r>
+        <w:rPr>
+          <w:rFonts w:hint="eastAsia"/>
+          <w:bCs/>
+          <w:sz w:val="24"/>
+        </w:rPr>
+        <w:t>：全线</w:t>
+      </w:r>
+      <w:proofErr w:type="gramStart"/>
+      <w:r>
+        <w:rPr>
+          <w:rFonts w:hint="eastAsia"/>
+          <w:bCs/>
+          <w:sz w:val="24"/>
+        </w:rPr>
+        <w:t>新建线一侧</w:t>
+      </w:r>
+      <w:proofErr w:type="gramEnd"/>
+      <w:r>
+        <w:rPr>
+          <w:rFonts w:hint="eastAsia"/>
+          <w:bCs/>
+          <w:sz w:val="24"/>
+        </w:rPr>
+        <w:t>要求设置电缆槽。</w:t>
       </w:r>
     </w:p>
     <w:p>
@@ -1640,26 +1671,16 @@
         <w:spacing w:line="360" w:lineRule="auto"/>
         <w:ind w:firstLine="480"/>
         <w:rPr>
-          <w:sz w:val="24"/>
-          <w:highlight w:val="green"/>
+          <w:bCs/>
+          <w:sz w:val="24"/>
         </w:rPr>
       </w:pPr>
       <w:r>
         <w:rPr>
-          <w:rFonts w:hint="eastAsia"/>
-          <w:b/>
-          <w:sz w:val="24"/>
-          <w:highlight w:val="green"/>
-        </w:rPr>
-        <w:t>新建双线方案：</w:t>
-      </w:r>
-      <w:r>
-        <w:rPr>
-          <w:rFonts w:hint="eastAsia"/>
-          <w:sz w:val="24"/>
-          <w:highlight w:val="green"/>
-        </w:rPr>
-        <w:t>全线新建双线正线两侧均要求设置电缆槽。</w:t>
+          <w:bCs/>
+          <w:sz w:val="24"/>
+        </w:rPr>
+        <w:t>{%p endif %}</w:t>
       </w:r>
     </w:p>
     <w:p>
@@ -1667,26 +1688,32 @@
         <w:spacing w:line="360" w:lineRule="auto"/>
         <w:ind w:firstLine="480"/>
         <w:rPr>
-          <w:sz w:val="24"/>
-          <w:highlight w:val="green"/>
+          <w:bCs/>
+          <w:sz w:val="24"/>
         </w:rPr>
       </w:pPr>
       <w:r>
         <w:rPr>
-          <w:rFonts w:hint="eastAsia"/>
-          <w:b/>
-          <w:sz w:val="24"/>
-          <w:highlight w:val="green"/>
-        </w:rPr>
-        <w:t>增建二线方案：</w:t>
-      </w:r>
-      <w:r>
-        <w:rPr>
-          <w:rFonts w:hint="eastAsia"/>
-          <w:sz w:val="24"/>
-          <w:highlight w:val="green"/>
-        </w:rPr>
-        <w:t>全线增建二线单侧均要求设置电缆槽，单绕段预留单侧电缆槽（左绕区段电缆槽预留在左侧，右绕区段电缆槽预留在右侧），双绕段预留双侧电缆槽。</w:t>
+          <w:bCs/>
+          <w:sz w:val="24"/>
+        </w:rPr>
+        <w:t xml:space="preserve">{%p if </w:t>
+      </w:r>
+      <w:proofErr w:type="spellStart"/>
+      <w:r>
+        <w:rPr>
+          <w:bCs/>
+          <w:sz w:val="24"/>
+        </w:rPr>
+        <w:t>has_line_new_double</w:t>
+      </w:r>
+      <w:proofErr w:type="spellEnd"/>
+      <w:r>
+        <w:rPr>
+          <w:bCs/>
+          <w:sz w:val="24"/>
+        </w:rPr>
+        <w:t xml:space="preserve"> %}</w:t>
       </w:r>
     </w:p>
     <w:p>
@@ -1694,6 +1721,8 @@
         <w:spacing w:line="360" w:lineRule="auto"/>
         <w:ind w:firstLine="480"/>
         <w:rPr>
+          <w:rFonts w:hint="eastAsia"/>
+          <w:bCs/>
           <w:sz w:val="24"/>
         </w:rPr>
       </w:pPr>
@@ -1702,33 +1731,16 @@
           <w:rFonts w:hint="eastAsia"/>
           <w:b/>
           <w:sz w:val="24"/>
-          <w:highlight w:val="green"/>
-        </w:rPr>
-        <w:t>联络线方案：</w:t>
-      </w:r>
-      <w:r>
-        <w:rPr>
-          <w:rFonts w:hint="eastAsia"/>
-          <w:sz w:val="24"/>
-          <w:highlight w:val="green"/>
-        </w:rPr>
-        <w:t>预留电缆槽</w:t>
-      </w:r>
-      <w:r>
-        <w:rPr>
-          <w:rFonts w:hint="eastAsia"/>
-          <w:sz w:val="24"/>
-          <w:highlight w:val="green"/>
-        </w:rPr>
-        <w:t>，单线预留单侧槽（左线预留左侧，右线预留右侧），双线预留双侧槽</w:t>
-      </w:r>
-      <w:r>
-        <w:rPr>
-          <w:rFonts w:hint="eastAsia"/>
-          <w:sz w:val="24"/>
-          <w:highlight w:val="green"/>
-        </w:rPr>
-        <w:t>。</w:t>
+        </w:rPr>
+        <w:t>新建双线</w:t>
+      </w:r>
+      <w:r>
+        <w:rPr>
+          <w:rFonts w:hint="eastAsia"/>
+          <w:bCs/>
+          <w:sz w:val="24"/>
+        </w:rPr>
+        <w:t>：全线新建双线正线两侧均要求设置电缆槽。</w:t>
       </w:r>
     </w:p>
     <w:p>
@@ -1736,15 +1748,16 @@
         <w:spacing w:line="360" w:lineRule="auto"/>
         <w:ind w:firstLine="480"/>
         <w:rPr>
+          <w:bCs/>
           <w:sz w:val="24"/>
         </w:rPr>
       </w:pPr>
       <w:r>
         <w:rPr>
-          <w:rFonts w:hint="eastAsia"/>
-          <w:sz w:val="24"/>
-        </w:rPr>
-        <w:t>电缆槽的尺寸、技术要求详见信号专业资料。</w:t>
+          <w:bCs/>
+          <w:sz w:val="24"/>
+        </w:rPr>
+        <w:t>{%p endif %}</w:t>
       </w:r>
     </w:p>
     <w:p>
@@ -1752,6 +1765,212 @@
         <w:spacing w:line="360" w:lineRule="auto"/>
         <w:ind w:firstLine="480"/>
         <w:rPr>
+          <w:bCs/>
+          <w:sz w:val="24"/>
+        </w:rPr>
+      </w:pPr>
+      <w:r>
+        <w:rPr>
+          <w:bCs/>
+          <w:sz w:val="24"/>
+        </w:rPr>
+        <w:t xml:space="preserve">{%p if </w:t>
+      </w:r>
+      <w:proofErr w:type="spellStart"/>
+      <w:r>
+        <w:rPr>
+          <w:bCs/>
+          <w:sz w:val="24"/>
+        </w:rPr>
+        <w:t>has_line_add_second</w:t>
+      </w:r>
+      <w:proofErr w:type="spellEnd"/>
+      <w:r>
+        <w:rPr>
+          <w:bCs/>
+          <w:sz w:val="24"/>
+        </w:rPr>
+        <w:t xml:space="preserve"> %}</w:t>
+      </w:r>
+    </w:p>
+    <w:p>
+      <w:pPr>
+        <w:spacing w:line="360" w:lineRule="auto"/>
+        <w:ind w:firstLine="480"/>
+        <w:rPr>
+          <w:rFonts w:hint="eastAsia"/>
+          <w:bCs/>
+          <w:sz w:val="24"/>
+        </w:rPr>
+      </w:pPr>
+      <w:r>
+        <w:rPr>
+          <w:rFonts w:hint="eastAsia"/>
+          <w:b/>
+          <w:sz w:val="24"/>
+        </w:rPr>
+        <w:t>增建二线</w:t>
+      </w:r>
+      <w:r>
+        <w:rPr>
+          <w:rFonts w:hint="eastAsia"/>
+          <w:bCs/>
+          <w:sz w:val="24"/>
+        </w:rPr>
+        <w:t>：全线增建二线单侧均要求设置电缆槽，</w:t>
+      </w:r>
+      <w:proofErr w:type="gramStart"/>
+      <w:r>
+        <w:rPr>
+          <w:rFonts w:hint="eastAsia"/>
+          <w:bCs/>
+          <w:sz w:val="24"/>
+        </w:rPr>
+        <w:t>单绕段</w:t>
+      </w:r>
+      <w:proofErr w:type="gramEnd"/>
+      <w:r>
+        <w:rPr>
+          <w:rFonts w:hint="eastAsia"/>
+          <w:bCs/>
+          <w:sz w:val="24"/>
+        </w:rPr>
+        <w:t>预留单侧电缆槽（左绕区段电缆槽预留在左侧，右绕区段电缆槽预留在右侧），</w:t>
+      </w:r>
+      <w:proofErr w:type="gramStart"/>
+      <w:r>
+        <w:rPr>
+          <w:rFonts w:hint="eastAsia"/>
+          <w:bCs/>
+          <w:sz w:val="24"/>
+        </w:rPr>
+        <w:t>双绕段</w:t>
+      </w:r>
+      <w:proofErr w:type="gramEnd"/>
+      <w:r>
+        <w:rPr>
+          <w:rFonts w:hint="eastAsia"/>
+          <w:bCs/>
+          <w:sz w:val="24"/>
+        </w:rPr>
+        <w:t>预留双侧电缆槽。</w:t>
+      </w:r>
+    </w:p>
+    <w:p>
+      <w:pPr>
+        <w:spacing w:line="360" w:lineRule="auto"/>
+        <w:ind w:firstLine="480"/>
+        <w:rPr>
+          <w:bCs/>
+          <w:sz w:val="24"/>
+        </w:rPr>
+      </w:pPr>
+      <w:r>
+        <w:rPr>
+          <w:bCs/>
+          <w:sz w:val="24"/>
+        </w:rPr>
+        <w:t>{%p endif %}</w:t>
+      </w:r>
+    </w:p>
+    <w:p>
+      <w:pPr>
+        <w:spacing w:line="360" w:lineRule="auto"/>
+        <w:ind w:firstLine="480"/>
+        <w:rPr>
+          <w:bCs/>
+          <w:sz w:val="24"/>
+        </w:rPr>
+      </w:pPr>
+      <w:r>
+        <w:rPr>
+          <w:bCs/>
+          <w:sz w:val="24"/>
+        </w:rPr>
+        <w:t xml:space="preserve">{%p if </w:t>
+      </w:r>
+      <w:proofErr w:type="spellStart"/>
+      <w:r>
+        <w:rPr>
+          <w:bCs/>
+          <w:sz w:val="24"/>
+        </w:rPr>
+        <w:t>has_line_connecting</w:t>
+      </w:r>
+      <w:proofErr w:type="spellEnd"/>
+      <w:r>
+        <w:rPr>
+          <w:bCs/>
+          <w:sz w:val="24"/>
+        </w:rPr>
+        <w:t xml:space="preserve"> %}</w:t>
+      </w:r>
+    </w:p>
+    <w:p>
+      <w:pPr>
+        <w:spacing w:line="360" w:lineRule="auto"/>
+        <w:ind w:firstLine="480"/>
+        <w:rPr>
+          <w:rFonts w:hint="eastAsia"/>
+          <w:bCs/>
+          <w:sz w:val="24"/>
+        </w:rPr>
+      </w:pPr>
+      <w:r>
+        <w:rPr>
+          <w:rFonts w:hint="eastAsia"/>
+          <w:b/>
+          <w:sz w:val="24"/>
+        </w:rPr>
+        <w:t>联络线</w:t>
+      </w:r>
+      <w:r>
+        <w:rPr>
+          <w:rFonts w:hint="eastAsia"/>
+          <w:bCs/>
+          <w:sz w:val="24"/>
+        </w:rPr>
+        <w:t>：预留电缆槽，单线预留单侧槽（左线预留左侧，右线预留右侧），双线预留双侧槽。</w:t>
+      </w:r>
+    </w:p>
+    <w:p>
+      <w:pPr>
+        <w:spacing w:line="360" w:lineRule="auto"/>
+        <w:ind w:firstLine="480"/>
+        <w:rPr>
+          <w:bCs/>
+          <w:sz w:val="24"/>
+        </w:rPr>
+      </w:pPr>
+      <w:r>
+        <w:rPr>
+          <w:bCs/>
+          <w:sz w:val="24"/>
+        </w:rPr>
+        <w:t>{%p endif %}</w:t>
+      </w:r>
+    </w:p>
+    <w:p>
+      <w:pPr>
+        <w:spacing w:line="360" w:lineRule="auto"/>
+        <w:ind w:firstLine="480"/>
+        <w:rPr>
+          <w:sz w:val="24"/>
+        </w:rPr>
+      </w:pPr>
+      <w:r>
+        <w:rPr>
+          <w:rFonts w:hint="eastAsia"/>
+          <w:sz w:val="24"/>
+        </w:rPr>
+        <w:t>电缆槽的尺寸、技术要求详见信号专业资料。</w:t>
+      </w:r>
+    </w:p>
+    <w:p>
+      <w:pPr>
+        <w:spacing w:line="360" w:lineRule="auto"/>
+        <w:ind w:firstLine="480"/>
+        <w:rPr>
           <w:sz w:val="24"/>
         </w:rPr>
       </w:pPr>
@@ -1764,12 +1983,12 @@
       </w:r>
       <w:smartTag w:uri="urn:schemas-microsoft-com:office:smarttags" w:element="chmetcnv">
         <w:smartTagPr>
+          <w:attr w:name="TCSC" w:val="0"/>
+          <w:attr w:name="NumberType" w:val="1"/>
+          <w:attr w:name="Negative" w:val="False"/>
+          <w:attr w:name="HasSpace" w:val="False"/>
+          <w:attr w:name="SourceValue" w:val="1"/>
           <w:attr w:name="UnitName" w:val="m"/>
-          <w:attr w:name="SourceValue" w:val="1"/>
-          <w:attr w:name="HasSpace" w:val="False"/>
-          <w:attr w:name="Negative" w:val="False"/>
-          <w:attr w:name="NumberType" w:val="1"/>
-          <w:attr w:name="TCSC" w:val="0"/>
         </w:smartTagPr>
         <w:r>
           <w:rPr>
@@ -1837,58 +2056,16 @@
           <w:rFonts w:hint="eastAsia"/>
           <w:sz w:val="24"/>
         </w:rPr>
-        <w:t>型手孔井</w:t>
-      </w:r>
-      <w:r>
-        <w:rPr>
-          <w:rFonts w:hint="eastAsia"/>
-          <w:sz w:val="24"/>
-        </w:rPr>
-        <w:t>。</w:t>
-      </w:r>
-      <w:r>
-        <w:rPr>
-          <w:rFonts w:hint="eastAsia"/>
-          <w:sz w:val="24"/>
-        </w:rPr>
-        <w:t>设置的</w:t>
-      </w:r>
-      <w:r>
-        <w:rPr>
-          <w:rFonts w:hint="eastAsia"/>
-          <w:sz w:val="24"/>
-        </w:rPr>
-        <w:t>手孔应在</w:t>
-      </w:r>
-      <w:r>
-        <w:rPr>
-          <w:rFonts w:hint="eastAsia"/>
-          <w:sz w:val="24"/>
-        </w:rPr>
-        <w:t>底部设排水孔</w:t>
-      </w:r>
-      <w:r>
-        <w:rPr>
-          <w:rFonts w:hint="eastAsia"/>
-          <w:sz w:val="24"/>
-        </w:rPr>
-        <w:t>，</w:t>
-      </w:r>
-      <w:r>
-        <w:rPr>
-          <w:rFonts w:hint="eastAsia"/>
-          <w:sz w:val="24"/>
-        </w:rPr>
-        <w:t>排水孔采用Φ</w:t>
+        <w:t>型手孔井。设置的手孔应在底部设排水孔，排水孔采用Φ</w:t>
       </w:r>
       <w:smartTag w:uri="urn:schemas-microsoft-com:office:smarttags" w:element="chmetcnv">
         <w:smartTagPr>
+          <w:attr w:name="TCSC" w:val="0"/>
+          <w:attr w:name="NumberType" w:val="1"/>
+          <w:attr w:name="Negative" w:val="False"/>
+          <w:attr w:name="HasSpace" w:val="False"/>
+          <w:attr w:name="SourceValue" w:val="50"/>
           <w:attr w:name="UnitName" w:val="mm"/>
-          <w:attr w:name="SourceValue" w:val="50"/>
-          <w:attr w:name="HasSpace" w:val="False"/>
-          <w:attr w:name="Negative" w:val="False"/>
-          <w:attr w:name="NumberType" w:val="1"/>
-          <w:attr w:name="TCSC" w:val="0"/>
         </w:smartTagPr>
         <w:r>
           <w:rPr>
@@ -1921,12 +2098,12 @@
       </w:r>
       <w:smartTag w:uri="urn:schemas-microsoft-com:office:smarttags" w:element="chmetcnv">
         <w:smartTagPr>
+          <w:attr w:name="TCSC" w:val="0"/>
+          <w:attr w:name="NumberType" w:val="1"/>
+          <w:attr w:name="Negative" w:val="False"/>
+          <w:attr w:name="HasSpace" w:val="False"/>
+          <w:attr w:name="SourceValue" w:val="2"/>
           <w:attr w:name="UnitName" w:val="m"/>
-          <w:attr w:name="SourceValue" w:val="2"/>
-          <w:attr w:name="HasSpace" w:val="False"/>
-          <w:attr w:name="Negative" w:val="False"/>
-          <w:attr w:name="NumberType" w:val="1"/>
-          <w:attr w:name="TCSC" w:val="0"/>
         </w:smartTagPr>
         <w:r>
           <w:rPr>
@@ -1964,14 +2141,7 @@
           <w:rFonts w:hint="eastAsia"/>
           <w:sz w:val="24"/>
         </w:rPr>
-        <w:t>、</w:t>
-      </w:r>
-      <w:r>
-        <w:rPr>
-          <w:rFonts w:hint="eastAsia"/>
-          <w:sz w:val="24"/>
-        </w:rPr>
-        <w:t>过轨管</w:t>
+        <w:t>、过轨管</w:t>
       </w:r>
     </w:p>
     <w:p>
@@ -1986,60 +2156,32 @@
         <w:rPr>
           <w:rFonts w:hint="eastAsia"/>
           <w:sz w:val="24"/>
-          <w:highlight w:val="green"/>
-        </w:rPr>
-        <w:t>过轨管要求采用镀锌钢管</w:t>
-      </w:r>
-      <w:r>
-        <w:rPr>
-          <w:rFonts w:hint="eastAsia"/>
-          <w:sz w:val="24"/>
-          <w:highlight w:val="green"/>
-        </w:rPr>
-        <w:t>（</w:t>
-      </w:r>
-      <w:r>
-        <w:rPr>
-          <w:rFonts w:hint="eastAsia"/>
-          <w:sz w:val="24"/>
-          <w:highlight w:val="green"/>
-        </w:rPr>
-        <w:t>内径</w:t>
-      </w:r>
-      <w:r>
-        <w:rPr>
-          <w:rFonts w:hint="eastAsia"/>
-          <w:sz w:val="24"/>
-          <w:highlight w:val="green"/>
+        </w:rPr>
+        <w:t>过轨管要求采用镀锌钢管（内径</w:t>
+      </w:r>
+      <w:r>
+        <w:rPr>
+          <w:rFonts w:hint="eastAsia"/>
+          <w:sz w:val="24"/>
         </w:rPr>
         <w:t>D</w:t>
       </w:r>
       <w:r>
         <w:rPr>
           <w:sz w:val="24"/>
-          <w:highlight w:val="green"/>
-        </w:rPr>
-        <w:t>N</w:t>
-      </w:r>
-      <w:r>
-        <w:rPr>
-          <w:sz w:val="24"/>
-          <w:highlight w:val="green"/>
-        </w:rPr>
-        <w:t>1</w:t>
-      </w:r>
-      <w:r>
-        <w:rPr>
-          <w:rFonts w:hint="eastAsia"/>
-          <w:sz w:val="24"/>
-          <w:highlight w:val="green"/>
+        </w:rPr>
+        <w:t>N1</w:t>
+      </w:r>
+      <w:r>
+        <w:rPr>
+          <w:rFonts w:hint="eastAsia"/>
+          <w:sz w:val="24"/>
         </w:rPr>
         <w:t>00</w:t>
       </w:r>
       <w:r>
         <w:rPr>
           <w:sz w:val="24"/>
-          <w:highlight w:val="green"/>
         </w:rPr>
         <w:t>mm</w:t>
       </w:r>
@@ -2047,7 +2189,6 @@
         <w:rPr>
           <w:rFonts w:hint="eastAsia"/>
           <w:sz w:val="24"/>
-          <w:highlight w:val="green"/>
         </w:rPr>
         <w:t>，壁厚</w:t>
       </w:r>
@@ -2055,7 +2196,6 @@
         <w:rPr>
           <w:rFonts w:hint="eastAsia"/>
           <w:sz w:val="24"/>
-          <w:highlight w:val="green"/>
         </w:rPr>
         <w:t>4mm</w:t>
       </w:r>
@@ -2063,30 +2203,19 @@
         <w:rPr>
           <w:rFonts w:hint="eastAsia"/>
           <w:sz w:val="24"/>
-          <w:highlight w:val="green"/>
-        </w:rPr>
-        <w:t>）</w:t>
-      </w:r>
-      <w:r>
-        <w:rPr>
-          <w:rFonts w:hint="eastAsia"/>
-          <w:sz w:val="24"/>
-          <w:highlight w:val="green"/>
-        </w:rPr>
-        <w:t>或</w:t>
-      </w:r>
-      <w:r>
-        <w:rPr>
-          <w:rFonts w:hint="eastAsia"/>
-          <w:sz w:val="24"/>
-          <w:highlight w:val="green"/>
+        </w:rPr>
+        <w:t>）或</w:t>
+      </w:r>
+      <w:r>
+        <w:rPr>
+          <w:rFonts w:hint="eastAsia"/>
+          <w:sz w:val="24"/>
         </w:rPr>
         <w:t>H</w:t>
       </w:r>
       <w:r>
         <w:rPr>
           <w:sz w:val="24"/>
-          <w:highlight w:val="green"/>
         </w:rPr>
         <w:t>DPE</w:t>
       </w:r>
@@ -2094,31 +2223,13 @@
         <w:rPr>
           <w:rFonts w:hint="eastAsia"/>
           <w:sz w:val="24"/>
-          <w:highlight w:val="green"/>
-        </w:rPr>
-        <w:t>管</w:t>
-      </w:r>
-      <w:r>
-        <w:rPr>
-          <w:rFonts w:hint="eastAsia"/>
-          <w:sz w:val="24"/>
-          <w:highlight w:val="green"/>
-        </w:rPr>
-        <w:t>（</w:t>
-      </w:r>
-      <w:r>
-        <w:rPr>
-          <w:rFonts w:hint="eastAsia"/>
-          <w:sz w:val="24"/>
-          <w:highlight w:val="green"/>
-        </w:rPr>
-        <w:t>内径</w:t>
-      </w:r>
-      <w:r>
-        <w:rPr>
-          <w:rFonts w:hint="eastAsia"/>
-          <w:sz w:val="24"/>
-          <w:highlight w:val="green"/>
+        </w:rPr>
+        <w:t>管（内径</w:t>
+      </w:r>
+      <w:r>
+        <w:rPr>
+          <w:rFonts w:hint="eastAsia"/>
+          <w:sz w:val="24"/>
         </w:rPr>
         <w:t>DN100</w:t>
       </w:r>
@@ -2126,7 +2237,6 @@
         <w:rPr>
           <w:rFonts w:hint="eastAsia"/>
           <w:sz w:val="24"/>
-          <w:highlight w:val="green"/>
         </w:rPr>
         <w:t>，壁厚不小于</w:t>
       </w:r>
@@ -2134,7 +2244,6 @@
         <w:rPr>
           <w:rFonts w:hint="eastAsia"/>
           <w:sz w:val="24"/>
-          <w:highlight w:val="green"/>
         </w:rPr>
         <w:t>10mm</w:t>
       </w:r>
@@ -2142,7 +2251,6 @@
         <w:rPr>
           <w:rFonts w:hint="eastAsia"/>
           <w:sz w:val="24"/>
-          <w:highlight w:val="green"/>
         </w:rPr>
         <w:t>，环刚度满足</w:t>
       </w:r>
@@ -2150,7 +2258,6 @@
         <w:rPr>
           <w:rFonts w:hint="eastAsia"/>
           <w:sz w:val="24"/>
-          <w:highlight w:val="green"/>
         </w:rPr>
         <w:t>SN16</w:t>
       </w:r>
@@ -2158,7 +2265,6 @@
         <w:rPr>
           <w:rFonts w:hint="eastAsia"/>
           <w:sz w:val="24"/>
-          <w:highlight w:val="green"/>
         </w:rPr>
         <w:t>要求（≥</w:t>
       </w:r>
@@ -2166,7 +2272,6 @@
         <w:rPr>
           <w:rFonts w:hint="eastAsia"/>
           <w:sz w:val="24"/>
-          <w:highlight w:val="green"/>
         </w:rPr>
         <w:t>16kN/</w:t>
       </w:r>
@@ -2174,39 +2279,21 @@
         <w:rPr>
           <w:rFonts w:hint="eastAsia"/>
           <w:sz w:val="24"/>
-          <w:highlight w:val="green"/>
-        </w:rPr>
-        <w:t>平米）</w:t>
-      </w:r>
-      <w:r>
-        <w:rPr>
-          <w:rFonts w:hint="eastAsia"/>
-          <w:sz w:val="24"/>
-          <w:highlight w:val="green"/>
-        </w:rPr>
-        <w:t>）</w:t>
-      </w:r>
-      <w:r>
-        <w:rPr>
-          <w:rFonts w:hint="eastAsia"/>
-          <w:sz w:val="24"/>
-          <w:highlight w:val="green"/>
-        </w:rPr>
-        <w:t>，并满足电缆转弯半径不小于</w:t>
+        </w:rPr>
+        <w:t>平米）），并满足电缆转弯半径不小于</w:t>
       </w:r>
       <w:smartTag w:uri="urn:schemas-microsoft-com:office:smarttags" w:element="chmetcnv">
         <w:smartTagPr>
+          <w:attr w:name="TCSC" w:val="0"/>
+          <w:attr w:name="NumberType" w:val="1"/>
+          <w:attr w:name="Negative" w:val="False"/>
+          <w:attr w:name="HasSpace" w:val="False"/>
+          <w:attr w:name="SourceValue" w:val="1"/>
           <w:attr w:name="UnitName" w:val="m"/>
-          <w:attr w:name="SourceValue" w:val="1"/>
-          <w:attr w:name="HasSpace" w:val="False"/>
-          <w:attr w:name="Negative" w:val="False"/>
-          <w:attr w:name="NumberType" w:val="1"/>
-          <w:attr w:name="TCSC" w:val="0"/>
         </w:smartTagPr>
         <w:r>
           <w:rPr>
             <w:sz w:val="24"/>
-            <w:highlight w:val="green"/>
           </w:rPr>
           <w:t>1</w:t>
         </w:r>
@@ -2214,7 +2301,6 @@
           <w:rPr>
             <w:rFonts w:hint="eastAsia"/>
             <w:sz w:val="24"/>
-            <w:highlight w:val="green"/>
           </w:rPr>
           <w:t>m</w:t>
         </w:r>
@@ -2223,7 +2309,6 @@
         <w:rPr>
           <w:rFonts w:hint="eastAsia"/>
           <w:sz w:val="24"/>
-          <w:highlight w:val="green"/>
         </w:rPr>
         <w:t>的弯曲要求。</w:t>
       </w:r>
@@ -2241,37 +2326,16 @@
           <w:rFonts w:hint="eastAsia"/>
           <w:sz w:val="24"/>
         </w:rPr>
-        <w:t>过轨管要求</w:t>
-      </w:r>
-      <w:r>
-        <w:rPr>
-          <w:rFonts w:hint="eastAsia"/>
-          <w:sz w:val="24"/>
-        </w:rPr>
-        <w:t>在电缆槽</w:t>
-      </w:r>
-      <w:r>
-        <w:rPr>
-          <w:rFonts w:hint="eastAsia"/>
-          <w:sz w:val="24"/>
-        </w:rPr>
-        <w:t>内</w:t>
-      </w:r>
-      <w:r>
-        <w:rPr>
-          <w:rFonts w:hint="eastAsia"/>
-          <w:sz w:val="24"/>
-        </w:rPr>
-        <w:t>露头</w:t>
+        <w:t>过轨管要求在电缆槽内露头</w:t>
       </w:r>
       <w:smartTag w:uri="urn:schemas-microsoft-com:office:smarttags" w:element="chmetcnv">
         <w:smartTagPr>
+          <w:attr w:name="TCSC" w:val="0"/>
+          <w:attr w:name="NumberType" w:val="1"/>
+          <w:attr w:name="Negative" w:val="False"/>
+          <w:attr w:name="HasSpace" w:val="False"/>
+          <w:attr w:name="SourceValue" w:val="1"/>
           <w:attr w:name="UnitName" w:val="cm"/>
-          <w:attr w:name="SourceValue" w:val="1"/>
-          <w:attr w:name="HasSpace" w:val="False"/>
-          <w:attr w:name="Negative" w:val="False"/>
-          <w:attr w:name="NumberType" w:val="1"/>
-          <w:attr w:name="TCSC" w:val="0"/>
         </w:smartTagPr>
         <w:r>
           <w:rPr>
@@ -2286,14 +2350,7 @@
           <w:rFonts w:hint="eastAsia"/>
           <w:sz w:val="24"/>
         </w:rPr>
-        <w:t>，</w:t>
-      </w:r>
-      <w:r>
-        <w:rPr>
-          <w:rFonts w:hint="eastAsia"/>
-          <w:sz w:val="24"/>
-        </w:rPr>
-        <w:t>过轨管若焊接需保证所焊接的内壁光滑。</w:t>
+        <w:t>，过轨管若焊接需保证所焊接的内壁光滑。</w:t>
       </w:r>
     </w:p>
     <w:p>
@@ -2309,72 +2366,23 @@
           <w:rFonts w:hint="eastAsia"/>
           <w:sz w:val="24"/>
         </w:rPr>
-        <w:t>每根</w:t>
-      </w:r>
-      <w:r>
-        <w:rPr>
-          <w:rFonts w:hint="eastAsia"/>
-          <w:sz w:val="24"/>
-        </w:rPr>
-        <w:t>过轨</w:t>
-      </w:r>
-      <w:r>
-        <w:rPr>
-          <w:rFonts w:hint="eastAsia"/>
-          <w:sz w:val="24"/>
-        </w:rPr>
-        <w:t>管内</w:t>
-      </w:r>
-      <w:r>
-        <w:rPr>
-          <w:rFonts w:hint="eastAsia"/>
-          <w:sz w:val="24"/>
-        </w:rPr>
-        <w:t>要求</w:t>
-      </w:r>
-      <w:r>
-        <w:rPr>
-          <w:rFonts w:hint="eastAsia"/>
-          <w:sz w:val="24"/>
-        </w:rPr>
-        <w:t>预留穿线用</w:t>
-      </w:r>
-      <w:r>
-        <w:rPr>
-          <w:rFonts w:hint="eastAsia"/>
-          <w:sz w:val="24"/>
-        </w:rPr>
-        <w:t>的</w:t>
-      </w:r>
-      <w:r>
-        <w:rPr>
-          <w:rFonts w:hint="eastAsia"/>
-          <w:sz w:val="24"/>
-        </w:rPr>
-        <w:t>φ</w:t>
+        <w:t>每根过轨管内要求预留穿线用的φ</w:t>
       </w:r>
       <w:smartTag w:uri="urn:schemas-microsoft-com:office:smarttags" w:element="chmetcnv">
         <w:smartTagPr>
+          <w:attr w:name="TCSC" w:val="0"/>
+          <w:attr w:name="NumberType" w:val="1"/>
+          <w:attr w:name="Negative" w:val="False"/>
+          <w:attr w:name="HasSpace" w:val="False"/>
+          <w:attr w:name="SourceValue" w:val="3"/>
           <w:attr w:name="UnitName" w:val="mm"/>
-          <w:attr w:name="SourceValue" w:val="3"/>
-          <w:attr w:name="HasSpace" w:val="False"/>
-          <w:attr w:name="Negative" w:val="False"/>
-          <w:attr w:name="NumberType" w:val="1"/>
-          <w:attr w:name="TCSC" w:val="0"/>
         </w:smartTagPr>
         <w:r>
           <w:rPr>
             <w:rFonts w:hint="eastAsia"/>
             <w:sz w:val="24"/>
           </w:rPr>
-          <w:t>3</w:t>
-        </w:r>
-        <w:r>
-          <w:rPr>
-            <w:rFonts w:hint="eastAsia"/>
-            <w:sz w:val="24"/>
-          </w:rPr>
-          <w:t>mm</w:t>
+          <w:t>3mm</w:t>
         </w:r>
       </w:smartTag>
       <w:r>
@@ -2382,7 +2390,15 @@
           <w:rFonts w:hint="eastAsia"/>
           <w:sz w:val="24"/>
         </w:rPr>
-        <w:t>铁丝两根，管口设堵头，采用冷封胶封堵，以防渗水。</w:t>
+        <w:t>铁丝两根，管口设堵头，采用冷封胶封</w:t>
+      </w:r>
+      <w:r>
+        <w:rPr>
+          <w:rFonts w:hint="eastAsia"/>
+          <w:sz w:val="24"/>
+        </w:rPr>
+        <w:lastRenderedPageBreak/>
+        <w:t>堵，以防渗水。</w:t>
       </w:r>
     </w:p>
     <w:p>
@@ -2402,12 +2418,12 @@
       </w:r>
       <w:smartTag w:uri="urn:schemas-microsoft-com:office:smarttags" w:element="chmetcnv">
         <w:smartTagPr>
+          <w:attr w:name="TCSC" w:val="0"/>
+          <w:attr w:name="NumberType" w:val="1"/>
+          <w:attr w:name="Negative" w:val="False"/>
+          <w:attr w:name="HasSpace" w:val="False"/>
+          <w:attr w:name="SourceValue" w:val="1.5"/>
           <w:attr w:name="UnitName" w:val="m"/>
-          <w:attr w:name="SourceValue" w:val="1.5"/>
-          <w:attr w:name="HasSpace" w:val="False"/>
-          <w:attr w:name="Negative" w:val="False"/>
-          <w:attr w:name="NumberType" w:val="1"/>
-          <w:attr w:name="TCSC" w:val="0"/>
         </w:smartTagPr>
         <w:r>
           <w:rPr>
@@ -2426,12 +2442,12 @@
       </w:r>
       <w:smartTag w:uri="urn:schemas-microsoft-com:office:smarttags" w:element="chmetcnv">
         <w:smartTagPr>
+          <w:attr w:name="TCSC" w:val="0"/>
+          <w:attr w:name="NumberType" w:val="1"/>
+          <w:attr w:name="Negative" w:val="False"/>
+          <w:attr w:name="HasSpace" w:val="False"/>
+          <w:attr w:name="SourceValue" w:val="10"/>
           <w:attr w:name="UnitName" w:val="mm"/>
-          <w:attr w:name="SourceValue" w:val="10"/>
-          <w:attr w:name="HasSpace" w:val="False"/>
-          <w:attr w:name="Negative" w:val="False"/>
-          <w:attr w:name="NumberType" w:val="1"/>
-          <w:attr w:name="TCSC" w:val="0"/>
         </w:smartTagPr>
         <w:r>
           <w:rPr>
@@ -2485,49 +2501,7 @@
           <w:rFonts w:hint="eastAsia"/>
           <w:sz w:val="24"/>
         </w:rPr>
-        <w:t>、</w:t>
-      </w:r>
-      <w:r>
-        <w:rPr>
-          <w:rFonts w:hint="eastAsia"/>
-          <w:sz w:val="24"/>
-        </w:rPr>
-        <w:t>过轨管、</w:t>
-      </w:r>
-      <w:r>
-        <w:rPr>
-          <w:rFonts w:hint="eastAsia"/>
-          <w:sz w:val="24"/>
-        </w:rPr>
-        <w:t>电缆</w:t>
-      </w:r>
-      <w:r>
-        <w:rPr>
-          <w:rFonts w:hint="eastAsia"/>
-          <w:sz w:val="24"/>
-        </w:rPr>
-        <w:t>槽、</w:t>
-      </w:r>
-      <w:r>
-        <w:rPr>
-          <w:rFonts w:hint="eastAsia"/>
-          <w:sz w:val="24"/>
-        </w:rPr>
-        <w:t>电缆槽</w:t>
-      </w:r>
-      <w:r>
-        <w:rPr>
-          <w:rFonts w:hint="eastAsia"/>
-          <w:sz w:val="24"/>
-        </w:rPr>
-        <w:t>盖板采用材质、规格应满足与相关站前主体工程同设计寿命的要求，在寿命期内不腐、不碎。</w:t>
-      </w:r>
-      <w:r>
-        <w:rPr>
-          <w:rFonts w:hint="eastAsia"/>
-          <w:sz w:val="24"/>
-        </w:rPr>
-        <w:t>电缆槽盖板应能承受汽车碾压。</w:t>
+        <w:t>、过轨管、电缆槽、电缆槽盖板采用材质、规格应满足与相关站前主体工程同设计寿命的要求，在寿命期内不腐、不碎。电缆槽盖板应能承受汽车碾压。</w:t>
       </w:r>
     </w:p>
     <w:p>
@@ -2550,15 +2524,7 @@
           <w:rFonts w:hint="eastAsia"/>
           <w:sz w:val="24"/>
         </w:rPr>
-        <w:t>、电缆槽、过轨、手孔的具体技术要求详见铁路工程建设通用参考图《铁路路基</w:t>
-      </w:r>
-      <w:r>
-        <w:rPr>
-          <w:rFonts w:hint="eastAsia"/>
-          <w:sz w:val="24"/>
-        </w:rPr>
-        <w:lastRenderedPageBreak/>
-        <w:t>电缆槽》（图号：通路【</w:t>
+        <w:t>、电缆槽、过轨、手孔的具体技术要求详见铁路工程建设通用参考图《铁路路基电缆槽》（图号：通路【</w:t>
       </w:r>
       <w:r>
         <w:rPr>
@@ -2631,35 +2597,7 @@
           <w:rFonts w:hint="eastAsia"/>
           <w:sz w:val="24"/>
         </w:rPr>
-        <w:t>、</w:t>
-      </w:r>
-      <w:r>
-        <w:rPr>
-          <w:rFonts w:hint="eastAsia"/>
-          <w:sz w:val="24"/>
-        </w:rPr>
-        <w:t>电缆槽和手孔内应考虑排水设施</w:t>
-      </w:r>
-      <w:r>
-        <w:rPr>
-          <w:rFonts w:hint="eastAsia"/>
-          <w:sz w:val="24"/>
-        </w:rPr>
-        <w:t>，应在</w:t>
-      </w:r>
-      <w:r>
-        <w:rPr>
-          <w:rFonts w:hint="eastAsia"/>
-          <w:sz w:val="24"/>
-        </w:rPr>
-        <w:t>底部设排水孔</w:t>
-      </w:r>
-      <w:r>
-        <w:rPr>
-          <w:rFonts w:hint="eastAsia"/>
-          <w:sz w:val="24"/>
-        </w:rPr>
-        <w:t>。</w:t>
+        <w:t>、电缆槽和手孔内应考虑排水设施，应在底部设排水孔。</w:t>
       </w:r>
     </w:p>
     <w:p>
@@ -2731,16 +2669,7 @@
           <w:sz w:val="24"/>
           <w:szCs w:val="28"/>
         </w:rPr>
-        <w:t>路基</w:t>
-      </w:r>
-      <w:r>
-        <w:rPr>
-          <w:rFonts w:hint="eastAsia"/>
-          <w:b/>
-          <w:sz w:val="24"/>
-          <w:szCs w:val="28"/>
-        </w:rPr>
-        <w:t>专业</w:t>
+        <w:t>路基专业</w:t>
       </w:r>
     </w:p>
     <w:p>
@@ -2763,14 +2692,7 @@
           <w:rFonts w:hint="eastAsia"/>
           <w:sz w:val="24"/>
         </w:rPr>
-        <w:t>、</w:t>
-      </w:r>
-      <w:r>
-        <w:rPr>
-          <w:rFonts w:hint="eastAsia"/>
-          <w:sz w:val="24"/>
-        </w:rPr>
-        <w:t>电缆槽</w:t>
+        <w:t>、电缆槽</w:t>
       </w:r>
     </w:p>
     <w:p>
@@ -2802,21 +2724,7 @@
           <w:rFonts w:hint="eastAsia"/>
           <w:sz w:val="24"/>
         </w:rPr>
-        <w:t>电缆槽</w:t>
-      </w:r>
-      <w:r>
-        <w:rPr>
-          <w:rFonts w:hint="eastAsia"/>
-          <w:sz w:val="24"/>
-        </w:rPr>
-        <w:t>相关要求参照《铁路路基电缆槽》通用参考图</w:t>
-      </w:r>
-      <w:r>
-        <w:rPr>
-          <w:rFonts w:hint="eastAsia"/>
-          <w:sz w:val="24"/>
-        </w:rPr>
-        <w:t>。</w:t>
+        <w:t>电缆槽相关要求参照《铁路路基电缆槽》通用参考图。</w:t>
       </w:r>
     </w:p>
     <w:p>
@@ -2855,56 +2763,7 @@
           <w:rFonts w:hint="eastAsia"/>
           <w:sz w:val="24"/>
         </w:rPr>
-        <w:t>在</w:t>
-      </w:r>
-      <w:r>
-        <w:rPr>
-          <w:rFonts w:hint="eastAsia"/>
-          <w:sz w:val="24"/>
-        </w:rPr>
-        <w:t>对应场坪一</w:t>
-      </w:r>
-      <w:r>
-        <w:rPr>
-          <w:rFonts w:hint="eastAsia"/>
-          <w:sz w:val="24"/>
-        </w:rPr>
-        <w:t>侧</w:t>
-      </w:r>
-      <w:r>
-        <w:rPr>
-          <w:rFonts w:hint="eastAsia"/>
-          <w:sz w:val="24"/>
-        </w:rPr>
-        <w:t>，</w:t>
-      </w:r>
-      <w:r>
-        <w:rPr>
-          <w:rFonts w:hint="eastAsia"/>
-          <w:sz w:val="24"/>
-        </w:rPr>
-        <w:t>需路基专业预留分支引</w:t>
-      </w:r>
-      <w:r>
-        <w:rPr>
-          <w:rFonts w:hint="eastAsia"/>
-          <w:sz w:val="24"/>
-        </w:rPr>
-        <w:t>出</w:t>
-      </w:r>
-      <w:r>
-        <w:rPr>
-          <w:rFonts w:hint="eastAsia"/>
-          <w:sz w:val="24"/>
-        </w:rPr>
-        <w:t>槽（电缆槽含盖板</w:t>
-      </w:r>
-      <w:r>
-        <w:rPr>
-          <w:rFonts w:hint="eastAsia"/>
-          <w:sz w:val="24"/>
-        </w:rPr>
-        <w:t>，</w:t>
+        <w:t>在对应场坪一侧，需路基专业预留分支引出槽（电缆槽含盖板，</w:t>
       </w:r>
       <w:r>
         <w:rPr>
@@ -3067,28 +2926,7 @@
           <w:rFonts w:hint="eastAsia"/>
           <w:sz w:val="24"/>
         </w:rPr>
-        <w:t>米</w:t>
-      </w:r>
-      <w:r>
-        <w:rPr>
-          <w:rFonts w:hint="eastAsia"/>
-          <w:sz w:val="24"/>
-        </w:rPr>
-        <w:t>）</w:t>
-      </w:r>
-      <w:r>
-        <w:rPr>
-          <w:rFonts w:hint="eastAsia"/>
-          <w:sz w:val="24"/>
-        </w:rPr>
-        <w:t>，</w:t>
-      </w:r>
-      <w:r>
-        <w:rPr>
-          <w:rFonts w:hint="eastAsia"/>
-          <w:sz w:val="24"/>
-        </w:rPr>
-        <w:t>在各分支引出槽道的两端处均需设置手孔。</w:t>
+        <w:t>米），在各分支引出槽道的两端处均需设置手孔。</w:t>
       </w:r>
     </w:p>
     <w:p>
@@ -3118,28 +2956,7 @@
           <w:rFonts w:hint="eastAsia"/>
           <w:sz w:val="24"/>
         </w:rPr>
-        <w:t>无线基站、直放站</w:t>
-      </w:r>
-      <w:r>
-        <w:rPr>
-          <w:rFonts w:hint="eastAsia"/>
-          <w:sz w:val="24"/>
-        </w:rPr>
-        <w:t>（双径路）</w:t>
-      </w:r>
-      <w:r>
-        <w:rPr>
-          <w:rFonts w:hint="eastAsia"/>
-          <w:sz w:val="24"/>
-        </w:rPr>
-        <w:t>、信号中继站、电气化所</w:t>
-      </w:r>
-      <w:r>
-        <w:rPr>
-          <w:rFonts w:hint="eastAsia"/>
-          <w:sz w:val="24"/>
-        </w:rPr>
-        <w:t>亭（牵变所、分区所等）、配电所。</w:t>
+        <w:t>无线基站、直放站（双径路）、信号中继站、电气化所亭（牵变所、分区所等）、配电所。</w:t>
       </w:r>
     </w:p>
     <w:p>
@@ -3155,14 +2972,7 @@
           <w:rFonts w:hint="eastAsia"/>
           <w:sz w:val="24"/>
         </w:rPr>
-        <w:t>单分支电缆槽：独立箱变</w:t>
-      </w:r>
-      <w:r>
-        <w:rPr>
-          <w:rFonts w:hint="eastAsia"/>
-          <w:sz w:val="24"/>
-        </w:rPr>
-        <w:t>。</w:t>
+        <w:t>单分支电缆槽：独立箱变。</w:t>
       </w:r>
     </w:p>
     <w:p>
@@ -3178,28 +2988,7 @@
           <w:rFonts w:hint="eastAsia"/>
           <w:sz w:val="24"/>
         </w:rPr>
-        <w:t>分支引</w:t>
-      </w:r>
-      <w:r>
-        <w:rPr>
-          <w:rFonts w:hint="eastAsia"/>
-          <w:sz w:val="24"/>
-        </w:rPr>
-        <w:t>出</w:t>
-      </w:r>
-      <w:r>
-        <w:rPr>
-          <w:rFonts w:hint="eastAsia"/>
-          <w:sz w:val="24"/>
-        </w:rPr>
-        <w:t>槽</w:t>
-      </w:r>
-      <w:r>
-        <w:rPr>
-          <w:rFonts w:hint="eastAsia"/>
-          <w:sz w:val="24"/>
-        </w:rPr>
-        <w:t>如下图所示：</w:t>
+        <w:t>分支引出槽如下图所示：</w:t>
       </w:r>
     </w:p>
     <w:p>
@@ -3378,25 +3167,7 @@
           <w:szCs w:val="28"/>
         </w:rPr>
         <w:lastRenderedPageBreak/>
-        <w:t>区间</w:t>
-      </w:r>
-      <w:r>
-        <w:rPr>
-          <w:rFonts w:hint="eastAsia"/>
-          <w:b/>
-          <w:sz w:val="24"/>
-          <w:szCs w:val="28"/>
-        </w:rPr>
-        <w:t>分支引下槽</w:t>
-      </w:r>
-      <w:r>
-        <w:rPr>
-          <w:rFonts w:hint="eastAsia"/>
-          <w:b/>
-          <w:sz w:val="24"/>
-          <w:szCs w:val="28"/>
-        </w:rPr>
-        <w:t>里程表</w:t>
+        <w:t>区间分支引下槽里程表</w:t>
       </w:r>
     </w:p>
     <w:p>
@@ -3416,7 +3187,7 @@
           <w:sz w:val="24"/>
           <w:szCs w:val="28"/>
         </w:rPr>
-        <w:t>（</w:t>
+        <w:t>（区间无线</w:t>
       </w:r>
       <w:r>
         <w:rPr>
@@ -3425,7 +3196,7 @@
           <w:sz w:val="24"/>
           <w:szCs w:val="28"/>
         </w:rPr>
-        <w:t>区间</w:t>
+        <w:t>GSM-R</w:t>
       </w:r>
       <w:r>
         <w:rPr>
@@ -3434,61 +3205,7 @@
           <w:sz w:val="24"/>
           <w:szCs w:val="28"/>
         </w:rPr>
-        <w:t>无线</w:t>
-      </w:r>
-      <w:r>
-        <w:rPr>
-          <w:rFonts w:hint="eastAsia"/>
-          <w:b/>
-          <w:sz w:val="24"/>
-          <w:szCs w:val="28"/>
-        </w:rPr>
-        <w:t>GSM-R</w:t>
-      </w:r>
-      <w:r>
-        <w:rPr>
-          <w:rFonts w:hint="eastAsia"/>
-          <w:b/>
-          <w:sz w:val="24"/>
-          <w:szCs w:val="28"/>
-        </w:rPr>
-        <w:t>基站、直放站</w:t>
-      </w:r>
-      <w:r>
-        <w:rPr>
-          <w:rFonts w:hint="eastAsia"/>
-          <w:b/>
-          <w:sz w:val="24"/>
-          <w:szCs w:val="28"/>
-        </w:rPr>
-        <w:t>引下槽的里程</w:t>
-      </w:r>
-      <w:r>
-        <w:rPr>
-          <w:rFonts w:hint="eastAsia"/>
-          <w:b/>
-          <w:sz w:val="24"/>
-          <w:szCs w:val="28"/>
-        </w:rPr>
-        <w:t>由无线通信专业计列</w:t>
-      </w:r>
-      <w:r>
-        <w:rPr>
-          <w:rFonts w:hint="eastAsia"/>
-          <w:b/>
-          <w:sz w:val="24"/>
-          <w:szCs w:val="28"/>
-        </w:rPr>
-        <w:t>，具体见无线通信过轨预留里程表</w:t>
-      </w:r>
-      <w:r>
-        <w:rPr>
-          <w:rFonts w:hint="eastAsia"/>
-          <w:b/>
-          <w:sz w:val="24"/>
-          <w:szCs w:val="28"/>
-        </w:rPr>
-        <w:t>）</w:t>
+        <w:t>基站、直放站引下槽的里程由无线通信专业计列，具体见无线通信过轨预留里程表）</w:t>
       </w:r>
     </w:p>
     <w:tbl>
@@ -4548,21 +4265,7 @@
           <w:rFonts w:hint="eastAsia"/>
           <w:sz w:val="24"/>
         </w:rPr>
-        <w:t>无线基站、直放站、信号中继站、电气化所</w:t>
-      </w:r>
-      <w:r>
-        <w:rPr>
-          <w:rFonts w:hint="eastAsia"/>
-          <w:sz w:val="24"/>
-        </w:rPr>
-        <w:t>亭（牵变所、分区所等）、配电所</w:t>
-      </w:r>
-      <w:r>
-        <w:rPr>
-          <w:rFonts w:hint="eastAsia"/>
-          <w:sz w:val="24"/>
-        </w:rPr>
-        <w:t>等区间接入点处，均需预留过轨管</w:t>
+        <w:t>无线基站、直放站、信号中继站、电气化所亭（牵变所、分区所等）、配电所等区间接入点处，均需预留过轨管</w:t>
       </w:r>
       <w:r>
         <w:rPr>
@@ -4576,42 +4279,7 @@
           <w:rFonts w:hint="eastAsia"/>
           <w:sz w:val="24"/>
         </w:rPr>
-        <w:t>根</w:t>
-      </w:r>
-      <w:r>
-        <w:rPr>
-          <w:rFonts w:hint="eastAsia"/>
-          <w:sz w:val="24"/>
-        </w:rPr>
-        <w:t>，并在过</w:t>
-      </w:r>
-      <w:r>
-        <w:rPr>
-          <w:rFonts w:hint="eastAsia"/>
-          <w:sz w:val="24"/>
-        </w:rPr>
-        <w:t>轨管两端、</w:t>
-      </w:r>
-      <w:r>
-        <w:rPr>
-          <w:rFonts w:hint="eastAsia"/>
-          <w:sz w:val="24"/>
-        </w:rPr>
-        <w:t>线路两侧均设置通信手孔；</w:t>
-      </w:r>
-      <w:r>
-        <w:rPr>
-          <w:rFonts w:hint="eastAsia"/>
-          <w:sz w:val="24"/>
-        </w:rPr>
-        <w:t>相关要求参照《铁路路基电缆槽》通用参考图</w:t>
-      </w:r>
-      <w:r>
-        <w:rPr>
-          <w:rFonts w:hint="eastAsia"/>
-          <w:sz w:val="24"/>
-        </w:rPr>
-        <w:t>。</w:t>
+        <w:t>根，并在过轨管两端、线路两侧均设置通信手孔；相关要求参照《铁路路基电缆槽》通用参考图。</w:t>
       </w:r>
     </w:p>
     <w:p>
@@ -4642,35 +4310,7 @@
           <w:rFonts w:hint="eastAsia"/>
           <w:sz w:val="24"/>
         </w:rPr>
-        <w:t>根，并在过</w:t>
-      </w:r>
-      <w:r>
-        <w:rPr>
-          <w:rFonts w:hint="eastAsia"/>
-          <w:sz w:val="24"/>
-        </w:rPr>
-        <w:t>轨管两端、</w:t>
-      </w:r>
-      <w:r>
-        <w:rPr>
-          <w:rFonts w:hint="eastAsia"/>
-          <w:sz w:val="24"/>
-        </w:rPr>
-        <w:t>线路两侧均设置通信手孔；</w:t>
-      </w:r>
-      <w:r>
-        <w:rPr>
-          <w:rFonts w:hint="eastAsia"/>
-          <w:sz w:val="24"/>
-        </w:rPr>
-        <w:t>相关要求参照《铁路路基电缆槽》通用参考图</w:t>
-      </w:r>
-      <w:r>
-        <w:rPr>
-          <w:rFonts w:hint="eastAsia"/>
-          <w:sz w:val="24"/>
-        </w:rPr>
-        <w:t>。</w:t>
+        <w:t>根，并在过轨管两端、线路两侧均设置通信手孔；相关要求参照《铁路路基电缆槽》通用参考图。</w:t>
       </w:r>
     </w:p>
     <w:p>
@@ -4687,14 +4327,7 @@
           <w:rFonts w:hint="eastAsia"/>
           <w:sz w:val="24"/>
         </w:rPr>
-        <w:t>具体过轨里程见附表：</w:t>
-      </w:r>
-      <w:r>
-        <w:rPr>
-          <w:rFonts w:hint="eastAsia"/>
-          <w:sz w:val="24"/>
-        </w:rPr>
-        <w:t>有线通信过轨里程表。</w:t>
+        <w:t>具体过轨里程见附表：有线通信过轨里程表。</w:t>
       </w:r>
     </w:p>
     <w:p>
@@ -4752,16 +4385,7 @@
           <w:sz w:val="24"/>
           <w:szCs w:val="28"/>
         </w:rPr>
-        <w:t>隧道</w:t>
-      </w:r>
-      <w:r>
-        <w:rPr>
-          <w:rFonts w:hint="eastAsia"/>
-          <w:b/>
-          <w:sz w:val="24"/>
-          <w:szCs w:val="28"/>
-        </w:rPr>
-        <w:t>专业</w:t>
+        <w:t>隧道专业</w:t>
       </w:r>
     </w:p>
     <w:p>
@@ -4784,42 +4408,7 @@
           <w:rFonts w:hint="eastAsia"/>
           <w:sz w:val="24"/>
         </w:rPr>
-        <w:t>、隧道</w:t>
-      </w:r>
-      <w:r>
-        <w:rPr>
-          <w:rFonts w:hint="eastAsia"/>
-          <w:sz w:val="24"/>
-        </w:rPr>
-        <w:t>内</w:t>
-      </w:r>
-      <w:r>
-        <w:rPr>
-          <w:rFonts w:hint="eastAsia"/>
-          <w:sz w:val="24"/>
-        </w:rPr>
-        <w:t>电缆槽由隧道专业预设通信信号专用电缆槽</w:t>
-      </w:r>
-      <w:r>
-        <w:rPr>
-          <w:rFonts w:hint="eastAsia"/>
-          <w:sz w:val="24"/>
-        </w:rPr>
-        <w:t>，单线隧道预留一侧，双线隧道预留两侧</w:t>
-      </w:r>
-      <w:r>
-        <w:rPr>
-          <w:rFonts w:hint="eastAsia"/>
-          <w:sz w:val="24"/>
-        </w:rPr>
-        <w:t>。</w:t>
-      </w:r>
-      <w:r>
-        <w:rPr>
-          <w:rFonts w:hint="eastAsia"/>
-          <w:sz w:val="24"/>
-        </w:rPr>
-        <w:t>电缆槽尺寸详见信号专业资料。</w:t>
+        <w:t>、隧道内电缆槽由隧道专业预设通信信号专用电缆槽，单线隧道预留一侧，双线隧道预留两侧。电缆槽尺寸详见信号专业资料。</w:t>
       </w:r>
     </w:p>
     <w:p>
@@ -4834,7 +4423,6 @@
         <w:rPr>
           <w:rFonts w:hint="eastAsia"/>
           <w:sz w:val="24"/>
-          <w:highlight w:val="green"/>
         </w:rPr>
         <w:t>2</w:t>
       </w:r>
@@ -4842,24 +4430,22 @@
         <w:rPr>
           <w:rFonts w:hint="eastAsia"/>
           <w:sz w:val="24"/>
-          <w:highlight w:val="green"/>
         </w:rPr>
         <w:t>、在隧道防灾疏散通道内预留通信电缆槽（电缆槽含盖板，净宽</w:t>
       </w:r>
       <w:smartTag w:uri="urn:schemas-microsoft-com:office:smarttags" w:element="chmetcnv">
         <w:smartTagPr>
+          <w:attr w:name="UnitName" w:val="mm"/>
+          <w:attr w:name="SourceValue" w:val="250"/>
+          <w:attr w:name="HasSpace" w:val="False"/>
+          <w:attr w:name="Negative" w:val="False"/>
+          <w:attr w:name="NumberType" w:val="1"/>
           <w:attr w:name="TCSC" w:val="0"/>
-          <w:attr w:name="NumberType" w:val="1"/>
-          <w:attr w:name="Negative" w:val="False"/>
-          <w:attr w:name="HasSpace" w:val="False"/>
-          <w:attr w:name="SourceValue" w:val="250"/>
-          <w:attr w:name="UnitName" w:val="mm"/>
         </w:smartTagPr>
         <w:r>
           <w:rPr>
             <w:rFonts w:hint="eastAsia"/>
             <w:sz w:val="24"/>
-            <w:highlight w:val="green"/>
           </w:rPr>
           <w:t>250mm</w:t>
         </w:r>
@@ -4868,24 +4454,22 @@
         <w:rPr>
           <w:rFonts w:hint="eastAsia"/>
           <w:sz w:val="24"/>
-          <w:highlight w:val="green"/>
         </w:rPr>
         <w:t>、净深</w:t>
       </w:r>
       <w:smartTag w:uri="urn:schemas-microsoft-com:office:smarttags" w:element="chmetcnv">
         <w:smartTagPr>
+          <w:attr w:name="UnitName" w:val="mm"/>
+          <w:attr w:name="SourceValue" w:val="150"/>
+          <w:attr w:name="HasSpace" w:val="False"/>
+          <w:attr w:name="Negative" w:val="False"/>
+          <w:attr w:name="NumberType" w:val="1"/>
           <w:attr w:name="TCSC" w:val="0"/>
-          <w:attr w:name="NumberType" w:val="1"/>
-          <w:attr w:name="Negative" w:val="False"/>
-          <w:attr w:name="HasSpace" w:val="False"/>
-          <w:attr w:name="SourceValue" w:val="150"/>
-          <w:attr w:name="UnitName" w:val="mm"/>
         </w:smartTagPr>
         <w:r>
           <w:rPr>
             <w:rFonts w:hint="eastAsia"/>
             <w:sz w:val="24"/>
-            <w:highlight w:val="green"/>
           </w:rPr>
           <w:t>150mm</w:t>
         </w:r>
@@ -4894,7 +4478,6 @@
         <w:rPr>
           <w:rFonts w:hint="eastAsia"/>
           <w:sz w:val="24"/>
-          <w:highlight w:val="green"/>
         </w:rPr>
         <w:t>），与隧道内电缆槽平顺连接。</w:t>
       </w:r>
@@ -4963,35 +4546,7 @@
           <w:rFonts w:hint="eastAsia"/>
           <w:sz w:val="24"/>
         </w:rPr>
-        <w:t>根</w:t>
-      </w:r>
-      <w:r>
-        <w:rPr>
-          <w:rFonts w:hint="eastAsia"/>
-          <w:sz w:val="24"/>
-        </w:rPr>
-        <w:t>（位于隧道内）</w:t>
-      </w:r>
-      <w:r>
-        <w:rPr>
-          <w:rFonts w:hint="eastAsia"/>
-          <w:sz w:val="24"/>
-        </w:rPr>
-        <w:t>，</w:t>
-      </w:r>
-      <w:r>
-        <w:rPr>
-          <w:rFonts w:hint="eastAsia"/>
-          <w:sz w:val="24"/>
-        </w:rPr>
-        <w:t>采用垂直埋设方式</w:t>
-      </w:r>
-      <w:r>
-        <w:rPr>
-          <w:rFonts w:hint="eastAsia"/>
-          <w:sz w:val="24"/>
-        </w:rPr>
-        <w:t>。</w:t>
+        <w:t>根（位于隧道内），采用垂直埋设方式。</w:t>
       </w:r>
     </w:p>
     <w:p>
@@ -5181,14 +4736,7 @@
           <w:rFonts w:hint="eastAsia"/>
           <w:sz w:val="24"/>
         </w:rPr>
-        <w:t>）具体过轨里程见附表：</w:t>
-      </w:r>
-      <w:r>
-        <w:rPr>
-          <w:rFonts w:hint="eastAsia"/>
-          <w:sz w:val="24"/>
-        </w:rPr>
-        <w:t>有线通信过轨里程表。</w:t>
+        <w:t>）具体过轨里程见附表：有线通信过轨里程表。</w:t>
       </w:r>
     </w:p>
     <w:p>
@@ -5238,23 +4786,23 @@
           <w:sz w:val="24"/>
           <w:szCs w:val="28"/>
         </w:rPr>
-        <w:t>的隧道，需在隧道综合洞室内预留通信光电缆余长腔。</w:t>
-      </w:r>
-      <w:r>
-        <w:rPr>
-          <w:rFonts w:hint="eastAsia"/>
+        <w:t>的隧道，需在隧道综合洞室内预留通信光电缆余长腔。长度</w:t>
+      </w:r>
+      <w:r>
+        <w:rPr>
+          <w:rFonts w:ascii="宋体" w:hAnsi="宋体" w:hint="eastAsia"/>
           <w:sz w:val="24"/>
           <w:szCs w:val="28"/>
         </w:rPr>
-        <w:t>长度</w:t>
-      </w:r>
-      <w:r>
-        <w:rPr>
-          <w:rFonts w:ascii="宋体" w:hAnsi="宋体" w:hint="eastAsia"/>
+        <w:t>＜</w:t>
+      </w:r>
+      <w:r>
+        <w:rPr>
+          <w:rFonts w:hint="eastAsia"/>
           <w:sz w:val="24"/>
           <w:szCs w:val="28"/>
         </w:rPr>
-        <w:t>＜</w:t>
+        <w:t>1km</w:t>
       </w:r>
       <w:r>
         <w:rPr>
@@ -5262,7 +4810,7 @@
           <w:sz w:val="24"/>
           <w:szCs w:val="28"/>
         </w:rPr>
-        <w:t>1km</w:t>
+        <w:t>，但属于</w:t>
       </w:r>
       <w:r>
         <w:rPr>
@@ -5270,7 +4818,7 @@
           <w:sz w:val="24"/>
           <w:szCs w:val="28"/>
         </w:rPr>
-        <w:t>，但属于</w:t>
+        <w:t>5km</w:t>
       </w:r>
       <w:r>
         <w:rPr>
@@ -5278,23 +4826,7 @@
           <w:sz w:val="24"/>
           <w:szCs w:val="28"/>
         </w:rPr>
-        <w:t>5km</w:t>
-      </w:r>
-      <w:r>
-        <w:rPr>
-          <w:rFonts w:hint="eastAsia"/>
-          <w:sz w:val="24"/>
-          <w:szCs w:val="28"/>
-        </w:rPr>
-        <w:t>以上隧道群的短隧道，也</w:t>
-      </w:r>
-      <w:r>
-        <w:rPr>
-          <w:rFonts w:hint="eastAsia"/>
-          <w:sz w:val="24"/>
-          <w:szCs w:val="28"/>
-        </w:rPr>
-        <w:t>需在隧道综合洞室内预留通信光电缆余长腔。</w:t>
+        <w:t>以上隧道群的短隧道，也需在隧道综合洞室内预留通信光电缆余长腔。</w:t>
       </w:r>
     </w:p>
     <w:p>
@@ -5321,12 +4853,12 @@
       </w:r>
       <w:smartTag w:uri="urn:schemas-microsoft-com:office:smarttags" w:element="chmetcnv">
         <w:smartTagPr>
+          <w:attr w:name="UnitName" w:val="km"/>
+          <w:attr w:name="SourceValue" w:val="5"/>
+          <w:attr w:name="HasSpace" w:val="False"/>
+          <w:attr w:name="Negative" w:val="False"/>
+          <w:attr w:name="NumberType" w:val="1"/>
           <w:attr w:name="TCSC" w:val="0"/>
-          <w:attr w:name="NumberType" w:val="1"/>
-          <w:attr w:name="Negative" w:val="False"/>
-          <w:attr w:name="HasSpace" w:val="False"/>
-          <w:attr w:name="SourceValue" w:val="5"/>
-          <w:attr w:name="UnitName" w:val="km"/>
         </w:smartTagPr>
         <w:r>
           <w:rPr>
@@ -5341,23 +4873,16 @@
           <w:rFonts w:hint="eastAsia"/>
           <w:sz w:val="24"/>
         </w:rPr>
-        <w:t>及以上的隧道</w:t>
-      </w:r>
-      <w:r>
-        <w:rPr>
-          <w:rFonts w:hint="eastAsia"/>
-          <w:sz w:val="24"/>
-        </w:rPr>
-        <w:t>、</w:t>
+        <w:t>及以上的隧道、</w:t>
       </w:r>
       <w:smartTag w:uri="urn:schemas-microsoft-com:office:smarttags" w:element="chmetcnv">
         <w:smartTagPr>
+          <w:attr w:name="UnitName" w:val="km"/>
+          <w:attr w:name="SourceValue" w:val="5"/>
+          <w:attr w:name="HasSpace" w:val="False"/>
+          <w:attr w:name="Negative" w:val="False"/>
+          <w:attr w:name="NumberType" w:val="1"/>
           <w:attr w:name="TCSC" w:val="0"/>
-          <w:attr w:name="NumberType" w:val="1"/>
-          <w:attr w:name="Negative" w:val="False"/>
-          <w:attr w:name="HasSpace" w:val="False"/>
-          <w:attr w:name="SourceValue" w:val="5"/>
-          <w:attr w:name="UnitName" w:val="km"/>
         </w:smartTagPr>
         <w:r>
           <w:rPr>
@@ -5372,14 +4897,7 @@
           <w:rFonts w:hint="eastAsia"/>
           <w:sz w:val="24"/>
         </w:rPr>
-        <w:t>及以上的</w:t>
-      </w:r>
-      <w:r>
-        <w:rPr>
-          <w:rFonts w:hint="eastAsia"/>
-          <w:sz w:val="24"/>
-        </w:rPr>
-        <w:t>隧道群：</w:t>
+        <w:t>及以上的隧道群：</w:t>
       </w:r>
     </w:p>
     <w:p>
@@ -5644,49 +5162,7 @@
           <w:rFonts w:hint="eastAsia"/>
           <w:sz w:val="24"/>
         </w:rPr>
-        <w:t>、桥上电缆槽由桥梁专业预设通信信号专用电缆槽。</w:t>
-      </w:r>
-      <w:r>
-        <w:rPr>
-          <w:rFonts w:hint="eastAsia"/>
-          <w:sz w:val="24"/>
-        </w:rPr>
-        <w:t>电缆槽尺寸详见信号专业资料</w:t>
-      </w:r>
-      <w:r>
-        <w:rPr>
-          <w:rFonts w:hint="eastAsia"/>
-          <w:sz w:val="24"/>
-        </w:rPr>
-        <w:t>。</w:t>
-      </w:r>
-      <w:r>
-        <w:rPr>
-          <w:rFonts w:hint="eastAsia"/>
-          <w:sz w:val="24"/>
-        </w:rPr>
-        <w:t>桥上电缆槽应注意</w:t>
-      </w:r>
-      <w:r>
-        <w:rPr>
-          <w:rFonts w:hint="eastAsia"/>
-          <w:sz w:val="24"/>
-        </w:rPr>
-        <w:t>避让声屏障、接触网支柱</w:t>
-      </w:r>
-      <w:r>
-        <w:rPr>
-          <w:rFonts w:hint="eastAsia"/>
-          <w:sz w:val="24"/>
-        </w:rPr>
-        <w:t>，确保电缆槽不被侵占</w:t>
-      </w:r>
-      <w:r>
-        <w:rPr>
-          <w:rFonts w:hint="eastAsia"/>
-          <w:sz w:val="24"/>
-        </w:rPr>
-        <w:t>。</w:t>
+        <w:t>、桥上电缆槽由桥梁专业预设通信信号专用电缆槽。电缆槽尺寸详见信号专业资料。桥上电缆槽应注意避让声屏障、接触网支柱，确保电缆槽不被侵占。</w:t>
       </w:r>
     </w:p>
     <w:p>
@@ -6113,23 +5589,7 @@
                 <w:kern w:val="0"/>
                 <w:sz w:val="24"/>
               </w:rPr>
-              <w:t>预留</w:t>
-            </w:r>
-            <w:r>
-              <w:rPr>
-                <w:rFonts w:ascii="宋体" w:hAnsi="宋体" w:cs="宋体" w:hint="eastAsia"/>
-                <w:kern w:val="0"/>
-                <w:sz w:val="24"/>
-              </w:rPr>
-              <w:t>n</w:t>
-            </w:r>
-            <w:r>
-              <w:rPr>
-                <w:rFonts w:ascii="宋体" w:hAnsi="宋体" w:cs="宋体" w:hint="eastAsia"/>
-                <w:kern w:val="0"/>
-                <w:sz w:val="24"/>
-              </w:rPr>
-              <w:t>处下桥（每处间隔约500m）</w:t>
+              <w:t>预留n处下桥（每处间隔约500m）</w:t>
             </w:r>
           </w:p>
         </w:tc>
@@ -6329,7 +5789,7 @@
         <w:rPr>
           <w:sz w:val="24"/>
         </w:rPr>
-        <w:t xml:space="preserve">{%p if has_qlsstdsp %}</w:t>
+        <w:t>{%p if has_qlsstdsp %}</w:t>
       </w:r>
     </w:p>
     <w:p>
@@ -7297,7 +6757,7 @@
           <w:sz w:val="24"/>
           <w:szCs w:val="28"/>
         </w:rPr>
-        <w:t>（</w:t>
+        <w:t>（区间无线</w:t>
       </w:r>
       <w:r>
         <w:rPr>
@@ -7306,7 +6766,7 @@
           <w:sz w:val="24"/>
           <w:szCs w:val="28"/>
         </w:rPr>
-        <w:t>区间</w:t>
+        <w:t>GSM-R</w:t>
       </w:r>
       <w:r>
         <w:rPr>
@@ -7315,61 +6775,7 @@
           <w:sz w:val="24"/>
           <w:szCs w:val="28"/>
         </w:rPr>
-        <w:t>无线</w:t>
-      </w:r>
-      <w:r>
-        <w:rPr>
-          <w:rFonts w:hint="eastAsia"/>
-          <w:b/>
-          <w:sz w:val="24"/>
-          <w:szCs w:val="28"/>
-        </w:rPr>
-        <w:t>GSM-R</w:t>
-      </w:r>
-      <w:r>
-        <w:rPr>
-          <w:rFonts w:hint="eastAsia"/>
-          <w:b/>
-          <w:sz w:val="24"/>
-          <w:szCs w:val="28"/>
-        </w:rPr>
-        <w:t>基站、直放站过轨已由无线通信专业计列</w:t>
-      </w:r>
-      <w:r>
-        <w:rPr>
-          <w:rFonts w:hint="eastAsia"/>
-          <w:b/>
-          <w:sz w:val="24"/>
-          <w:szCs w:val="28"/>
-        </w:rPr>
-        <w:t>，具体见</w:t>
-      </w:r>
-      <w:r>
-        <w:rPr>
-          <w:rFonts w:hint="eastAsia"/>
-          <w:b/>
-          <w:sz w:val="24"/>
-          <w:szCs w:val="28"/>
-        </w:rPr>
-        <w:t>无线区间设施设置里程表</w:t>
-      </w:r>
-      <w:r>
-        <w:rPr>
-          <w:rFonts w:hint="eastAsia"/>
-          <w:b/>
-          <w:sz w:val="24"/>
-          <w:szCs w:val="28"/>
-        </w:rPr>
-        <w:t>；不包含双线隧道综合洞室过轨里程，双线隧道综合洞室里程见隧道专业综合洞室里程表</w:t>
-      </w:r>
-      <w:r>
-        <w:rPr>
-          <w:rFonts w:hint="eastAsia"/>
-          <w:b/>
-          <w:sz w:val="24"/>
-          <w:szCs w:val="28"/>
-        </w:rPr>
-        <w:t>）</w:t>
+        <w:t>基站、直放站过轨已由无线通信专业计列，具体见无线区间设施设置里程表；不包含双线隧道综合洞室过轨里程，双线隧道综合洞室里程见隧道专业综合洞室里程表）</w:t>
       </w:r>
     </w:p>
     <w:tbl>
@@ -7950,16 +7356,7 @@
                 <w:kern w:val="0"/>
                 <w:sz w:val="24"/>
               </w:rPr>
-              <w:t>XX</w:t>
-            </w:r>
-            <w:r>
-              <w:rPr>
-                <w:rFonts w:ascii="宋体" w:hAnsi="宋体" w:cs="宋体" w:hint="eastAsia"/>
-                <w:color w:val="000000"/>
-                <w:kern w:val="0"/>
-                <w:sz w:val="24"/>
-              </w:rPr>
-              <w:t>隧道进口</w:t>
+              <w:t>XX隧道进口</w:t>
             </w:r>
           </w:p>
         </w:tc>
@@ -8096,34 +7493,7 @@
                 <w:kern w:val="0"/>
                 <w:sz w:val="24"/>
               </w:rPr>
-              <w:t>XX</w:t>
-            </w:r>
-            <w:r>
-              <w:rPr>
-                <w:rFonts w:ascii="宋体" w:hAnsi="宋体" w:cs="宋体" w:hint="eastAsia"/>
-                <w:color w:val="000000"/>
-                <w:kern w:val="0"/>
-                <w:sz w:val="24"/>
-              </w:rPr>
-              <w:t>隧道</w:t>
-            </w:r>
-            <w:r>
-              <w:rPr>
-                <w:rFonts w:ascii="宋体" w:hAnsi="宋体" w:cs="宋体" w:hint="eastAsia"/>
-                <w:color w:val="000000"/>
-                <w:kern w:val="0"/>
-                <w:sz w:val="24"/>
-              </w:rPr>
-              <w:t>出</w:t>
-            </w:r>
-            <w:r>
-              <w:rPr>
-                <w:rFonts w:ascii="宋体" w:hAnsi="宋体" w:cs="宋体" w:hint="eastAsia"/>
-                <w:color w:val="000000"/>
-                <w:kern w:val="0"/>
-                <w:sz w:val="24"/>
-              </w:rPr>
-              <w:t>口</w:t>
+              <w:t>XX隧道出口</w:t>
             </w:r>
           </w:p>
         </w:tc>
@@ -9146,32 +8516,22 @@
           <w:sz w:val="24"/>
           <w:szCs w:val="28"/>
         </w:rPr>
-        <w:t>、在各站场内线路两侧均需站场专业预设通信信号专用电缆槽（含盖板），尺寸要求由信号专业汇总后提出。</w:t>
-      </w:r>
-      <w:r>
-        <w:rPr>
-          <w:rFonts w:hint="eastAsia"/>
-          <w:sz w:val="24"/>
-          <w:szCs w:val="28"/>
-          <w:highlight w:val="green"/>
-        </w:rPr>
-        <w:t>【参考尺寸：</w:t>
+        <w:t>、在各站场内线路两侧均需站场专业预设通信信号专用电缆槽（含盖板），尺寸要求由信号专业汇总后提出。【参考尺寸：</w:t>
       </w:r>
       <w:smartTag w:uri="urn:schemas-microsoft-com:office:smarttags" w:element="chmetcnv">
         <w:smartTagPr>
+          <w:attr w:name="TCSC" w:val="0"/>
+          <w:attr w:name="NumberType" w:val="1"/>
+          <w:attr w:name="Negative" w:val="False"/>
+          <w:attr w:name="HasSpace" w:val="False"/>
+          <w:attr w:name="SourceValue" w:val="450"/>
           <w:attr w:name="UnitName" w:val="mm"/>
-          <w:attr w:name="SourceValue" w:val="450"/>
-          <w:attr w:name="HasSpace" w:val="False"/>
-          <w:attr w:name="Negative" w:val="False"/>
-          <w:attr w:name="NumberType" w:val="1"/>
-          <w:attr w:name="TCSC" w:val="0"/>
         </w:smartTagPr>
         <w:r>
           <w:rPr>
             <w:rFonts w:hint="eastAsia"/>
             <w:sz w:val="24"/>
             <w:szCs w:val="28"/>
-            <w:highlight w:val="green"/>
           </w:rPr>
           <w:t>450mm</w:t>
         </w:r>
@@ -9181,25 +8541,23 @@
           <w:rFonts w:hint="eastAsia"/>
           <w:sz w:val="24"/>
           <w:szCs w:val="28"/>
-          <w:highlight w:val="green"/>
         </w:rPr>
         <w:t>（净宽）×</w:t>
       </w:r>
       <w:smartTag w:uri="urn:schemas-microsoft-com:office:smarttags" w:element="chmetcnv">
         <w:smartTagPr>
+          <w:attr w:name="TCSC" w:val="0"/>
+          <w:attr w:name="NumberType" w:val="1"/>
+          <w:attr w:name="Negative" w:val="False"/>
+          <w:attr w:name="HasSpace" w:val="False"/>
+          <w:attr w:name="SourceValue" w:val="400"/>
           <w:attr w:name="UnitName" w:val="mm"/>
-          <w:attr w:name="SourceValue" w:val="400"/>
-          <w:attr w:name="HasSpace" w:val="False"/>
-          <w:attr w:name="Negative" w:val="False"/>
-          <w:attr w:name="NumberType" w:val="1"/>
-          <w:attr w:name="TCSC" w:val="0"/>
         </w:smartTagPr>
         <w:r>
           <w:rPr>
             <w:rFonts w:hint="eastAsia"/>
             <w:sz w:val="24"/>
             <w:szCs w:val="28"/>
-            <w:highlight w:val="green"/>
           </w:rPr>
           <w:t>400mm</w:t>
         </w:r>
@@ -9209,7 +8567,6 @@
           <w:rFonts w:hint="eastAsia"/>
           <w:sz w:val="24"/>
           <w:szCs w:val="28"/>
-          <w:highlight w:val="green"/>
         </w:rPr>
         <w:t>（净深）；普速铁路，与站场等站前专业协商确定，应确保至少信号楼侧有电缆槽；位于车站内的桥，应视其具体位置提出电缆槽侧向要求】。</w:t>
       </w:r>
@@ -9337,15 +8694,7 @@
           <w:sz w:val="24"/>
           <w:szCs w:val="28"/>
         </w:rPr>
-        <w:t>，需考虑与外界公路连接。</w:t>
-      </w:r>
-      <w:r>
-        <w:rPr>
-          <w:rFonts w:hint="eastAsia"/>
-          <w:sz w:val="24"/>
-          <w:szCs w:val="28"/>
-        </w:rPr>
-        <w:t>通信</w:t>
+        <w:t>，需考虑与外界公路连接。通信</w:t>
       </w:r>
       <w:proofErr w:type="gramStart"/>
       <w:r>
@@ -9373,14 +8722,12 @@
         <w:rPr>
           <w:sz w:val="24"/>
           <w:szCs w:val="28"/>
-          <w:highlight w:val="yellow"/>
         </w:rPr>
       </w:pPr>
       <w:r>
         <w:rPr>
           <w:rFonts w:hint="eastAsia"/>
           <w:sz w:val="24"/>
-          <w:highlight w:val="yellow"/>
         </w:rPr>
         <w:t>（</w:t>
       </w:r>
@@ -9388,7 +8735,6 @@
         <w:rPr>
           <w:rFonts w:hint="eastAsia"/>
           <w:sz w:val="24"/>
-          <w:highlight w:val="yellow"/>
         </w:rPr>
         <w:t>2</w:t>
       </w:r>
@@ -9396,7 +8742,6 @@
         <w:rPr>
           <w:rFonts w:hint="eastAsia"/>
           <w:sz w:val="24"/>
-          <w:highlight w:val="yellow"/>
         </w:rPr>
         <w:t>）</w:t>
       </w:r>
@@ -9405,7 +8750,6 @@
           <w:rFonts w:hint="eastAsia"/>
           <w:sz w:val="24"/>
           <w:szCs w:val="28"/>
-          <w:highlight w:val="yellow"/>
         </w:rPr>
         <w:t>通信站要求避开受电磁以及强电干扰的地点至少</w:t>
       </w:r>
@@ -9414,7 +8758,6 @@
           <w:rFonts w:hint="eastAsia"/>
           <w:sz w:val="24"/>
           <w:szCs w:val="28"/>
-          <w:highlight w:val="yellow"/>
         </w:rPr>
         <w:t>200</w:t>
       </w:r>
@@ -9423,7 +8766,6 @@
           <w:rFonts w:hint="eastAsia"/>
           <w:sz w:val="24"/>
           <w:szCs w:val="28"/>
-          <w:highlight w:val="yellow"/>
         </w:rPr>
         <w:t>米，如牵引变电所、接触网工区、开闭所、电力配电所等。【这一条的依据？】</w:t>
       </w:r>
@@ -9435,7 +8777,6 @@
         <w:rPr>
           <w:sz w:val="24"/>
           <w:szCs w:val="28"/>
-          <w:highlight w:val="yellow"/>
         </w:rPr>
       </w:pPr>
       <w:bookmarkStart w:id="0" w:name="OLE_LINK1"/>
@@ -9444,7 +8785,6 @@
           <w:rFonts w:hint="eastAsia"/>
           <w:sz w:val="24"/>
           <w:szCs w:val="28"/>
-          <w:highlight w:val="yellow"/>
         </w:rPr>
         <w:t>铁运〔</w:t>
       </w:r>
@@ -9453,7 +8793,6 @@
           <w:rFonts w:hint="eastAsia"/>
           <w:sz w:val="24"/>
           <w:szCs w:val="28"/>
-          <w:highlight w:val="yellow"/>
         </w:rPr>
         <w:t>2006</w:t>
       </w:r>
@@ -9462,7 +8801,6 @@
           <w:rFonts w:hint="eastAsia"/>
           <w:sz w:val="24"/>
           <w:szCs w:val="28"/>
-          <w:highlight w:val="yellow"/>
         </w:rPr>
         <w:t>〕</w:t>
       </w:r>
@@ -9471,7 +8809,6 @@
           <w:rFonts w:hint="eastAsia"/>
           <w:sz w:val="24"/>
           <w:szCs w:val="28"/>
-          <w:highlight w:val="yellow"/>
         </w:rPr>
         <w:t>26</w:t>
       </w:r>
@@ -9480,7 +8817,6 @@
           <w:rFonts w:hint="eastAsia"/>
           <w:sz w:val="24"/>
           <w:szCs w:val="28"/>
-          <w:highlight w:val="yellow"/>
         </w:rPr>
         <w:t>号</w:t>
       </w:r>
@@ -9490,7 +8826,6 @@
           <w:rFonts w:hint="eastAsia"/>
           <w:sz w:val="24"/>
           <w:szCs w:val="28"/>
-          <w:highlight w:val="yellow"/>
         </w:rPr>
         <w:t>关于印发《铁路信号设备雷电及电磁兼容综合防护实施指导意见》的通知规定了：</w:t>
       </w:r>
@@ -9499,7 +8834,6 @@
           <w:rFonts w:hint="eastAsia"/>
           <w:sz w:val="24"/>
           <w:szCs w:val="28"/>
-          <w:highlight w:val="yellow"/>
         </w:rPr>
         <w:t xml:space="preserve">3.2.1 </w:t>
       </w:r>
@@ -9508,7 +8842,6 @@
           <w:rFonts w:hint="eastAsia"/>
           <w:sz w:val="24"/>
           <w:szCs w:val="28"/>
-          <w:highlight w:val="yellow"/>
         </w:rPr>
         <w:t>机房在选址上除考虑生产需要、生活方便外，还应选在土壤电阻率低、腐蚀性小、距变（配）电所大于</w:t>
       </w:r>
@@ -9517,7 +8850,6 @@
           <w:rFonts w:hint="eastAsia"/>
           <w:sz w:val="24"/>
           <w:szCs w:val="28"/>
-          <w:highlight w:val="yellow"/>
         </w:rPr>
         <w:t>200m</w:t>
       </w:r>
@@ -9526,7 +8858,6 @@
           <w:rFonts w:hint="eastAsia"/>
           <w:sz w:val="24"/>
           <w:szCs w:val="28"/>
-          <w:highlight w:val="yellow"/>
         </w:rPr>
         <w:t>的位置。</w:t>
       </w:r>
@@ -9538,7 +8869,6 @@
         <w:rPr>
           <w:sz w:val="24"/>
           <w:szCs w:val="28"/>
-          <w:highlight w:val="yellow"/>
         </w:rPr>
       </w:pPr>
       <w:r>
@@ -9546,7 +8876,6 @@
           <w:rFonts w:hint="eastAsia"/>
           <w:sz w:val="24"/>
           <w:szCs w:val="28"/>
-          <w:highlight w:val="yellow"/>
         </w:rPr>
         <w:t>改为：参考《电磁屏蔽室工程技术规范》（</w:t>
       </w:r>
@@ -9555,7 +8884,6 @@
           <w:rFonts w:hint="eastAsia"/>
           <w:sz w:val="24"/>
           <w:szCs w:val="28"/>
-          <w:highlight w:val="yellow"/>
         </w:rPr>
         <w:t>G</w:t>
       </w:r>
@@ -9563,7 +8891,6 @@
         <w:rPr>
           <w:sz w:val="24"/>
           <w:szCs w:val="28"/>
-          <w:highlight w:val="yellow"/>
         </w:rPr>
         <w:t>B/T 50719-2011</w:t>
       </w:r>
@@ -9572,7 +8899,6 @@
           <w:rFonts w:hint="eastAsia"/>
           <w:sz w:val="24"/>
           <w:szCs w:val="28"/>
-          <w:highlight w:val="yellow"/>
         </w:rPr>
         <w:t>）内</w:t>
       </w:r>
@@ -9581,7 +8907,6 @@
           <w:rFonts w:hint="eastAsia"/>
           <w:sz w:val="24"/>
           <w:szCs w:val="28"/>
-          <w:highlight w:val="yellow"/>
         </w:rPr>
         <w:t>5</w:t>
       </w:r>
@@ -9589,7 +8914,6 @@
         <w:rPr>
           <w:sz w:val="24"/>
           <w:szCs w:val="28"/>
-          <w:highlight w:val="yellow"/>
         </w:rPr>
         <w:t>.1.3</w:t>
       </w:r>
@@ -9598,7 +8922,6 @@
           <w:rFonts w:hint="eastAsia"/>
           <w:sz w:val="24"/>
           <w:szCs w:val="28"/>
-          <w:highlight w:val="yellow"/>
         </w:rPr>
         <w:t>的规定，通信站与变电站的最小距离要求如下：</w:t>
       </w:r>
@@ -9640,7 +8963,6 @@
               <w:rPr>
                 <w:sz w:val="24"/>
                 <w:szCs w:val="28"/>
-                <w:highlight w:val="yellow"/>
               </w:rPr>
             </w:pPr>
             <w:r>
@@ -9648,7 +8970,6 @@
                 <w:rFonts w:hint="eastAsia"/>
                 <w:sz w:val="24"/>
                 <w:szCs w:val="28"/>
-                <w:highlight w:val="yellow"/>
               </w:rPr>
               <w:lastRenderedPageBreak/>
               <w:t>电压（</w:t>
@@ -9658,7 +8979,6 @@
                 <w:rFonts w:hint="eastAsia"/>
                 <w:sz w:val="24"/>
                 <w:szCs w:val="28"/>
-                <w:highlight w:val="yellow"/>
               </w:rPr>
               <w:t>k</w:t>
             </w:r>
@@ -9666,7 +8986,6 @@
               <w:rPr>
                 <w:sz w:val="24"/>
                 <w:szCs w:val="28"/>
-                <w:highlight w:val="yellow"/>
               </w:rPr>
               <w:t>V</w:t>
             </w:r>
@@ -9675,7 +8994,6 @@
                 <w:rFonts w:hint="eastAsia"/>
                 <w:sz w:val="24"/>
                 <w:szCs w:val="28"/>
-                <w:highlight w:val="yellow"/>
               </w:rPr>
               <w:t>）</w:t>
             </w:r>
@@ -9692,7 +9010,6 @@
               <w:rPr>
                 <w:sz w:val="24"/>
                 <w:szCs w:val="28"/>
-                <w:highlight w:val="yellow"/>
               </w:rPr>
             </w:pPr>
             <w:r>
@@ -9700,7 +9017,6 @@
                 <w:rFonts w:hint="eastAsia"/>
                 <w:sz w:val="24"/>
                 <w:szCs w:val="28"/>
-                <w:highlight w:val="yellow"/>
               </w:rPr>
               <w:t>5</w:t>
             </w:r>
@@ -9708,7 +9024,6 @@
               <w:rPr>
                 <w:sz w:val="24"/>
                 <w:szCs w:val="28"/>
-                <w:highlight w:val="yellow"/>
               </w:rPr>
               <w:t>00</w:t>
             </w:r>
@@ -9725,7 +9040,6 @@
               <w:rPr>
                 <w:sz w:val="24"/>
                 <w:szCs w:val="28"/>
-                <w:highlight w:val="yellow"/>
               </w:rPr>
             </w:pPr>
             <w:r>
@@ -9733,7 +9047,6 @@
                 <w:rFonts w:hint="eastAsia"/>
                 <w:sz w:val="24"/>
                 <w:szCs w:val="28"/>
-                <w:highlight w:val="yellow"/>
               </w:rPr>
               <w:t>2</w:t>
             </w:r>
@@ -9741,7 +9054,6 @@
               <w:rPr>
                 <w:sz w:val="24"/>
                 <w:szCs w:val="28"/>
-                <w:highlight w:val="yellow"/>
               </w:rPr>
               <w:t>20</w:t>
             </w:r>
@@ -9758,7 +9070,6 @@
               <w:rPr>
                 <w:sz w:val="24"/>
                 <w:szCs w:val="28"/>
-                <w:highlight w:val="yellow"/>
               </w:rPr>
             </w:pPr>
             <w:r>
@@ -9766,7 +9077,6 @@
                 <w:rFonts w:hint="eastAsia"/>
                 <w:sz w:val="24"/>
                 <w:szCs w:val="28"/>
-                <w:highlight w:val="yellow"/>
               </w:rPr>
               <w:t>1</w:t>
             </w:r>
@@ -9774,7 +9084,6 @@
               <w:rPr>
                 <w:sz w:val="24"/>
                 <w:szCs w:val="28"/>
-                <w:highlight w:val="yellow"/>
               </w:rPr>
               <w:t>10</w:t>
             </w:r>
@@ -9791,7 +9100,6 @@
               <w:rPr>
                 <w:sz w:val="24"/>
                 <w:szCs w:val="28"/>
-                <w:highlight w:val="yellow"/>
               </w:rPr>
             </w:pPr>
             <w:r>
@@ -9799,7 +9107,6 @@
                 <w:rFonts w:hint="eastAsia"/>
                 <w:sz w:val="24"/>
                 <w:szCs w:val="28"/>
-                <w:highlight w:val="yellow"/>
               </w:rPr>
               <w:t>3</w:t>
             </w:r>
@@ -9807,7 +9114,6 @@
               <w:rPr>
                 <w:sz w:val="24"/>
                 <w:szCs w:val="28"/>
-                <w:highlight w:val="yellow"/>
               </w:rPr>
               <w:t>5</w:t>
             </w:r>
@@ -9824,7 +9130,6 @@
               <w:rPr>
                 <w:sz w:val="24"/>
                 <w:szCs w:val="28"/>
-                <w:highlight w:val="yellow"/>
               </w:rPr>
             </w:pPr>
             <w:r>
@@ -9832,7 +9137,6 @@
                 <w:rFonts w:hint="eastAsia"/>
                 <w:sz w:val="24"/>
                 <w:szCs w:val="28"/>
-                <w:highlight w:val="yellow"/>
               </w:rPr>
               <w:t>1</w:t>
             </w:r>
@@ -9840,7 +9144,6 @@
               <w:rPr>
                 <w:sz w:val="24"/>
                 <w:szCs w:val="28"/>
-                <w:highlight w:val="yellow"/>
               </w:rPr>
               <w:t>0</w:t>
             </w:r>
@@ -9862,7 +9165,6 @@
               <w:rPr>
                 <w:sz w:val="24"/>
                 <w:szCs w:val="28"/>
-                <w:highlight w:val="yellow"/>
               </w:rPr>
             </w:pPr>
             <w:r>
@@ -9870,7 +9172,6 @@
                 <w:rFonts w:hint="eastAsia"/>
                 <w:sz w:val="24"/>
                 <w:szCs w:val="28"/>
-                <w:highlight w:val="yellow"/>
               </w:rPr>
               <w:t>距离（</w:t>
             </w:r>
@@ -9879,7 +9180,6 @@
                 <w:rFonts w:hint="eastAsia"/>
                 <w:sz w:val="24"/>
                 <w:szCs w:val="28"/>
-                <w:highlight w:val="yellow"/>
               </w:rPr>
               <w:t>m</w:t>
             </w:r>
@@ -9888,7 +9188,6 @@
                 <w:rFonts w:hint="eastAsia"/>
                 <w:sz w:val="24"/>
                 <w:szCs w:val="28"/>
-                <w:highlight w:val="yellow"/>
               </w:rPr>
               <w:t>）</w:t>
             </w:r>
@@ -9905,7 +9204,6 @@
               <w:rPr>
                 <w:sz w:val="24"/>
                 <w:szCs w:val="28"/>
-                <w:highlight w:val="yellow"/>
               </w:rPr>
             </w:pPr>
             <w:r>
@@ -9913,7 +9211,6 @@
                 <w:rFonts w:hint="eastAsia"/>
                 <w:sz w:val="24"/>
                 <w:szCs w:val="28"/>
-                <w:highlight w:val="yellow"/>
               </w:rPr>
               <w:t>1</w:t>
             </w:r>
@@ -9921,7 +9218,6 @@
               <w:rPr>
                 <w:sz w:val="24"/>
                 <w:szCs w:val="28"/>
-                <w:highlight w:val="yellow"/>
               </w:rPr>
               <w:t>50</w:t>
             </w:r>
@@ -9938,7 +9234,6 @@
               <w:rPr>
                 <w:sz w:val="24"/>
                 <w:szCs w:val="28"/>
-                <w:highlight w:val="yellow"/>
               </w:rPr>
             </w:pPr>
             <w:r>
@@ -9946,7 +9241,6 @@
                 <w:rFonts w:hint="eastAsia"/>
                 <w:sz w:val="24"/>
                 <w:szCs w:val="28"/>
-                <w:highlight w:val="yellow"/>
               </w:rPr>
               <w:t>1</w:t>
             </w:r>
@@ -9954,7 +9248,6 @@
               <w:rPr>
                 <w:sz w:val="24"/>
                 <w:szCs w:val="28"/>
-                <w:highlight w:val="yellow"/>
               </w:rPr>
               <w:t>00</w:t>
             </w:r>
@@ -9971,7 +9264,6 @@
               <w:rPr>
                 <w:sz w:val="24"/>
                 <w:szCs w:val="28"/>
-                <w:highlight w:val="yellow"/>
               </w:rPr>
             </w:pPr>
             <w:r>
@@ -9979,7 +9271,6 @@
                 <w:rFonts w:hint="eastAsia"/>
                 <w:sz w:val="24"/>
                 <w:szCs w:val="28"/>
-                <w:highlight w:val="yellow"/>
               </w:rPr>
               <w:t>5</w:t>
             </w:r>
@@ -9987,7 +9278,6 @@
               <w:rPr>
                 <w:sz w:val="24"/>
                 <w:szCs w:val="28"/>
-                <w:highlight w:val="yellow"/>
               </w:rPr>
               <w:t>0</w:t>
             </w:r>
@@ -10004,7 +9294,6 @@
               <w:rPr>
                 <w:sz w:val="24"/>
                 <w:szCs w:val="28"/>
-                <w:highlight w:val="yellow"/>
               </w:rPr>
             </w:pPr>
             <w:r>
@@ -10012,7 +9301,6 @@
                 <w:rFonts w:hint="eastAsia"/>
                 <w:sz w:val="24"/>
                 <w:szCs w:val="28"/>
-                <w:highlight w:val="yellow"/>
               </w:rPr>
               <w:t>2</w:t>
             </w:r>
@@ -10020,7 +9308,6 @@
               <w:rPr>
                 <w:sz w:val="24"/>
                 <w:szCs w:val="28"/>
-                <w:highlight w:val="yellow"/>
               </w:rPr>
               <w:t>5</w:t>
             </w:r>
@@ -10044,7 +9331,6 @@
                 <w:rFonts w:hint="eastAsia"/>
                 <w:sz w:val="24"/>
                 <w:szCs w:val="28"/>
-                <w:highlight w:val="yellow"/>
               </w:rPr>
               <w:t>1</w:t>
             </w:r>
@@ -10052,7 +9338,6 @@
               <w:rPr>
                 <w:sz w:val="24"/>
                 <w:szCs w:val="28"/>
-                <w:highlight w:val="yellow"/>
               </w:rPr>
               <w:t>0</w:t>
             </w:r>
@@ -10315,12 +9600,12 @@
       </w:r>
       <w:smartTag w:uri="urn:schemas-microsoft-com:office:smarttags" w:element="chmetcnv">
         <w:smartTagPr>
+          <w:attr w:name="TCSC" w:val="0"/>
+          <w:attr w:name="NumberType" w:val="1"/>
+          <w:attr w:name="Negative" w:val="False"/>
+          <w:attr w:name="HasSpace" w:val="False"/>
+          <w:attr w:name="SourceValue" w:val="250"/>
           <w:attr w:name="UnitName" w:val="mm"/>
-          <w:attr w:name="SourceValue" w:val="250"/>
-          <w:attr w:name="HasSpace" w:val="False"/>
-          <w:attr w:name="Negative" w:val="False"/>
-          <w:attr w:name="NumberType" w:val="1"/>
-          <w:attr w:name="TCSC" w:val="0"/>
         </w:smartTagPr>
         <w:r>
           <w:rPr>
@@ -10351,12 +9636,12 @@
       <w:proofErr w:type="gramEnd"/>
       <w:smartTag w:uri="urn:schemas-microsoft-com:office:smarttags" w:element="chmetcnv">
         <w:smartTagPr>
+          <w:attr w:name="TCSC" w:val="0"/>
+          <w:attr w:name="NumberType" w:val="1"/>
+          <w:attr w:name="Negative" w:val="False"/>
+          <w:attr w:name="HasSpace" w:val="False"/>
+          <w:attr w:name="SourceValue" w:val="150"/>
           <w:attr w:name="UnitName" w:val="mm"/>
-          <w:attr w:name="SourceValue" w:val="150"/>
-          <w:attr w:name="HasSpace" w:val="False"/>
-          <w:attr w:name="Negative" w:val="False"/>
-          <w:attr w:name="NumberType" w:val="1"/>
-          <w:attr w:name="TCSC" w:val="0"/>
         </w:smartTagPr>
         <w:r>
           <w:rPr>
@@ -10391,16 +9676,7 @@
           <w:sz w:val="24"/>
           <w:szCs w:val="28"/>
         </w:rPr>
-        <w:t>）。</w:t>
-      </w:r>
-      <w:r>
-        <w:rPr>
-          <w:rFonts w:hint="eastAsia"/>
-          <w:sz w:val="24"/>
-          <w:szCs w:val="28"/>
-          <w:highlight w:val="green"/>
-        </w:rPr>
-        <w:t>【普速铁路，与专业协商确定，至少保证信号楼、通信站、站房、大型房屋有分支电缆槽】。</w:t>
+        <w:t>）。【普速铁路，与专业协商确定，至少保证信号楼、通信站、站房、大型房屋有分支电缆槽】。</w:t>
       </w:r>
     </w:p>
     <w:p>
@@ -10467,7 +9743,7 @@
     <w:p/>
     <w:p>
       <w:r>
-        <w:t xml:space="preserve">{%p if has_fangjian %}</w:t>
+        <w:t>{%p if has_fangjian %}</w:t>
       </w:r>
     </w:p>
     <w:p>
@@ -13171,16 +12447,7 @@
                 <w:kern w:val="0"/>
                 <w:szCs w:val="21"/>
               </w:rPr>
-              <w:t>8</w:t>
-            </w:r>
-            <w:r>
-              <w:rPr>
-                <w:rFonts w:ascii="宋体" w:hAnsi="宋体" w:cs="宋体"/>
-                <w:color w:val="000000"/>
-                <w:kern w:val="0"/>
-                <w:szCs w:val="21"/>
-              </w:rPr>
-              <w:t>0</w:t>
+              <w:t>80</w:t>
             </w:r>
             <w:r>
               <w:rPr>
@@ -18185,39 +17452,7 @@
           <w:b/>
           <w:sz w:val="24"/>
         </w:rPr>
-        <w:t>）</w:t>
-      </w:r>
-      <w:r>
-        <w:rPr>
-          <w:rFonts w:hint="eastAsia"/>
-          <w:b/>
-          <w:sz w:val="24"/>
-        </w:rPr>
-        <w:t>上表的尺寸仅供参考，</w:t>
-      </w:r>
-      <w:r>
-        <w:rPr>
-          <w:rFonts w:hint="eastAsia"/>
-          <w:b/>
-          <w:sz w:val="24"/>
-        </w:rPr>
-        <w:t>通信机械室可以与信号、信息机房合设</w:t>
-      </w:r>
-      <w:r>
-        <w:rPr>
-          <w:rFonts w:hint="eastAsia"/>
-          <w:b/>
-          <w:sz w:val="24"/>
-        </w:rPr>
-        <w:t>为综合机房</w:t>
-      </w:r>
-      <w:r>
-        <w:rPr>
-          <w:rFonts w:hint="eastAsia"/>
-          <w:b/>
-          <w:sz w:val="24"/>
-        </w:rPr>
-        <w:t>。</w:t>
+        <w:t>）上表的尺寸仅供参考，通信机械室可以与信号、信息机房合设为综合机房。</w:t>
       </w:r>
     </w:p>
     <w:p>
@@ -18317,15 +17552,7 @@
           <w:b/>
           <w:sz w:val="24"/>
         </w:rPr>
-        <w:t>）</w:t>
-      </w:r>
-      <w:r>
-        <w:rPr>
-          <w:rFonts w:hint="eastAsia"/>
-          <w:b/>
-          <w:sz w:val="24"/>
-        </w:rPr>
-        <w:t>通信车间和通信工区宜合建于一栋楼。</w:t>
+        <w:t>）通信车间和通信工区宜合建于一栋楼。</w:t>
       </w:r>
     </w:p>
     <w:p>
@@ -18405,16 +17632,7 @@
           <w:bCs/>
           <w:sz w:val="28"/>
         </w:rPr>
-        <w:t>、</w:t>
-      </w:r>
-      <w:r>
-        <w:rPr>
-          <w:rFonts w:hint="eastAsia"/>
-          <w:b/>
-          <w:bCs/>
-          <w:sz w:val="28"/>
-        </w:rPr>
-        <w:t>通信房屋工艺要求</w:t>
+        <w:t>、通信房屋工艺要求</w:t>
       </w:r>
     </w:p>
     <w:p>
@@ -18444,14 +17662,7 @@
           <w:rFonts w:hint="eastAsia"/>
           <w:sz w:val="24"/>
         </w:rPr>
-        <w:t>）</w:t>
-      </w:r>
-      <w:r>
-        <w:rPr>
-          <w:rFonts w:hint="eastAsia"/>
-          <w:sz w:val="24"/>
-        </w:rPr>
-        <w:t>各通信</w:t>
+        <w:t>）各通信</w:t>
       </w:r>
       <w:proofErr w:type="gramStart"/>
       <w:r>
@@ -18471,12 +17682,12 @@
       </w:r>
       <w:smartTag w:uri="urn:schemas-microsoft-com:office:smarttags" w:element="chmetcnv">
         <w:smartTagPr>
+          <w:attr w:name="UnitName" w:val="mm"/>
+          <w:attr w:name="SourceValue" w:val="300"/>
+          <w:attr w:name="HasSpace" w:val="False"/>
+          <w:attr w:name="Negative" w:val="False"/>
+          <w:attr w:name="NumberType" w:val="1"/>
           <w:attr w:name="TCSC" w:val="0"/>
-          <w:attr w:name="NumberType" w:val="1"/>
-          <w:attr w:name="Negative" w:val="False"/>
-          <w:attr w:name="HasSpace" w:val="False"/>
-          <w:attr w:name="SourceValue" w:val="300"/>
-          <w:attr w:name="UnitName" w:val="mm"/>
         </w:smartTagPr>
         <w:r>
           <w:rPr>
@@ -18491,14 +17702,7 @@
           <w:rFonts w:hint="eastAsia"/>
           <w:sz w:val="24"/>
         </w:rPr>
-        <w:t>，其安</w:t>
-      </w:r>
-      <w:r>
-        <w:rPr>
-          <w:rFonts w:hint="eastAsia"/>
-          <w:sz w:val="24"/>
-        </w:rPr>
-        <w:t>装要求应符合《防静电活动地板通用规范》（</w:t>
+        <w:t>，其安装要求应符合《防静电活动地板通用规范》（</w:t>
       </w:r>
       <w:r>
         <w:rPr>
@@ -19443,17 +18647,7 @@
                 <w:sz w:val="20"/>
                 <w:szCs w:val="20"/>
               </w:rPr>
-              <w:t>通信站</w:t>
-            </w:r>
-            <w:r>
-              <w:rPr>
-                <w:rFonts w:ascii="宋体" w:hAnsi="宋体" w:cs="宋体" w:hint="eastAsia"/>
-                <w:color w:val="000000"/>
-                <w:kern w:val="0"/>
-                <w:sz w:val="20"/>
-                <w:szCs w:val="20"/>
-              </w:rPr>
-              <w:t>/信号楼</w:t>
+              <w:t>通信站/信号楼</w:t>
             </w:r>
           </w:p>
         </w:tc>
@@ -19857,15 +19051,7 @@
                 <w:sz w:val="18"/>
                 <w:szCs w:val="18"/>
               </w:rPr>
-              <w:t>网管中心</w:t>
-            </w:r>
-            <w:r>
-              <w:rPr>
-                <w:rFonts w:ascii="宋体" w:hAnsi="宋体" w:hint="eastAsia"/>
-                <w:sz w:val="18"/>
-                <w:szCs w:val="18"/>
-              </w:rPr>
-              <w:t>、服务器机房</w:t>
+              <w:t>网管中心、服务器机房</w:t>
             </w:r>
           </w:p>
         </w:tc>
@@ -20123,17 +19309,7 @@
                 <w:sz w:val="20"/>
                 <w:szCs w:val="20"/>
               </w:rPr>
-              <w:t>电源室</w:t>
-            </w:r>
-            <w:r>
-              <w:rPr>
-                <w:rFonts w:ascii="宋体" w:hAnsi="宋体" w:cs="宋体" w:hint="eastAsia"/>
-                <w:color w:val="000000"/>
-                <w:kern w:val="0"/>
-                <w:sz w:val="20"/>
-                <w:szCs w:val="20"/>
-              </w:rPr>
-              <w:t>、蓄电池室</w:t>
+              <w:t>电源室、蓄电池室</w:t>
             </w:r>
           </w:p>
         </w:tc>
@@ -21031,21 +20207,7 @@
           <w:rFonts w:hint="eastAsia"/>
           <w:bCs/>
         </w:rPr>
-        <w:t>注</w:t>
-      </w:r>
-      <w:r>
-        <w:rPr>
-          <w:rFonts w:hint="eastAsia"/>
-          <w:bCs/>
-        </w:rPr>
-        <w:t>：</w:t>
-      </w:r>
-      <w:r>
-        <w:rPr>
-          <w:rFonts w:hint="eastAsia"/>
-          <w:bCs/>
-        </w:rPr>
-        <w:t>室内净高是指从楼、地面面层（完成面）至吊顶或楼盖、屋盖底面之间的有效使用空间的垂直距离。</w:t>
+        <w:t>注：室内净高是指从楼、地面面层（完成面）至吊顶或楼盖、屋盖底面之间的有效使用空间的垂直距离。</w:t>
       </w:r>
     </w:p>
     <w:p>
@@ -22027,14 +21189,7 @@
           <w:rFonts w:hint="eastAsia"/>
           <w:sz w:val="24"/>
         </w:rPr>
-        <w:t>、</w:t>
-      </w:r>
-      <w:r>
-        <w:rPr>
-          <w:rFonts w:hint="eastAsia"/>
-          <w:sz w:val="24"/>
-        </w:rPr>
-        <w:t>《铁路通信信号设备综合防雷规范》（</w:t>
+        <w:t>、《铁路通信信号设备综合防雷规范》（</w:t>
       </w:r>
       <w:r>
         <w:rPr>
@@ -22441,10 +21596,10 @@
             <v:path o:extrusionok="f" gradientshapeok="t" o:connecttype="rect"/>
             <o:lock v:ext="edit" aspectratio="t"/>
           </v:shapetype>
-          <v:shape id="_x0000_i1025" type="#_x0000_t75" style="width:422.4pt;height:191.05pt" o:ole="">
+          <v:shape id="_x0000_i1025" type="#_x0000_t75" style="width:422.4pt;height:190.8pt" o:ole="">
             <v:imagedata r:id="rId14" o:title="" croptop="26912f" cropbottom="13574f" cropleft="17065f" cropright="12918f"/>
           </v:shape>
-          <o:OLEObject Type="Embed" ProgID="AutoCAD.Drawing.18" ShapeID="_x0000_i1025" DrawAspect="Content" ObjectID="_1845658044" r:id="rId15"/>
+          <o:OLEObject Type="Embed" ProgID="AutoCAD.Drawing.18" ShapeID="_x0000_i1025" DrawAspect="Content" ObjectID="_1845925670" r:id="rId15"/>
         </w:object>
       </w:r>
       <w:r>
@@ -22525,7 +21680,7 @@
         <w:rPr>
           <w:rFonts w:hint="eastAsia"/>
         </w:rPr>
-        <w:t xml:space="preserve">{%p if has_dianli %}</w:t>
+        <w:t>{%p if has_dianli %}</w:t>
       </w:r>
     </w:p>
     <w:p>
@@ -22630,27 +21785,77 @@
           <w:rFonts w:ascii="宋体" w:hAnsi="宋体" w:hint="eastAsia"/>
           <w:sz w:val="24"/>
         </w:rPr>
-        <w:t>/处</w:t>
+        <w:t>/处，尺寸4</w:t>
+      </w:r>
+      <w:r>
+        <w:rPr>
+          <w:rFonts w:ascii="宋体" w:hAnsi="宋体"/>
+          <w:sz w:val="24"/>
+        </w:rPr>
+        <w:t>.5</w:t>
       </w:r>
       <w:r>
         <w:rPr>
           <w:rFonts w:ascii="宋体" w:hAnsi="宋体" w:hint="eastAsia"/>
           <w:sz w:val="24"/>
         </w:rPr>
-        <w:t>，尺寸4</w:t>
+        <w:t>m</w:t>
       </w:r>
       <w:r>
         <w:rPr>
           <w:rFonts w:ascii="宋体" w:hAnsi="宋体"/>
           <w:sz w:val="24"/>
         </w:rPr>
-        <w:t>.5</w:t>
+        <w:t>*8.8</w:t>
       </w:r>
       <w:r>
         <w:rPr>
           <w:rFonts w:ascii="宋体" w:hAnsi="宋体" w:hint="eastAsia"/>
           <w:sz w:val="24"/>
         </w:rPr>
+        <w:t>m）、通信引入室（面积</w:t>
+      </w:r>
+      <w:r>
+        <w:rPr>
+          <w:rFonts w:ascii="宋体" w:hAnsi="宋体"/>
+          <w:sz w:val="24"/>
+        </w:rPr>
+        <w:t>12</w:t>
+      </w:r>
+      <w:r>
+        <w:rPr>
+          <w:rFonts w:ascii="宋体" w:hAnsi="宋体" w:hint="eastAsia"/>
+          <w:sz w:val="24"/>
+        </w:rPr>
+        <w:t xml:space="preserve"> m</w:t>
+      </w:r>
+      <w:r>
+        <w:rPr>
+          <w:rFonts w:ascii="宋体" w:hAnsi="宋体" w:hint="eastAsia"/>
+          <w:sz w:val="24"/>
+          <w:vertAlign w:val="superscript"/>
+        </w:rPr>
+        <w:t>2</w:t>
+      </w:r>
+      <w:r>
+        <w:rPr>
+          <w:rFonts w:ascii="宋体" w:hAnsi="宋体" w:hint="eastAsia"/>
+          <w:sz w:val="24"/>
+        </w:rPr>
+        <w:t>/处，尺寸</w:t>
+      </w:r>
+      <w:r>
+        <w:rPr>
+          <w:rFonts w:ascii="宋体" w:hAnsi="宋体"/>
+          <w:sz w:val="24"/>
+        </w:rPr>
+        <w:t>3.6</w:t>
+      </w:r>
+      <w:r>
+        <w:rPr>
+          <w:rFonts w:ascii="宋体" w:hAnsi="宋体" w:hint="eastAsia"/>
+          <w:sz w:val="24"/>
+        </w:rPr>
         <w:t>m</w:t>
       </w:r>
       <w:r>
@@ -22658,106 +21863,14 @@
           <w:rFonts w:ascii="宋体" w:hAnsi="宋体"/>
           <w:sz w:val="24"/>
         </w:rPr>
-        <w:t>*8.8</w:t>
+        <w:t>*3.3</w:t>
       </w:r>
       <w:r>
         <w:rPr>
           <w:rFonts w:ascii="宋体" w:hAnsi="宋体" w:hint="eastAsia"/>
           <w:sz w:val="24"/>
         </w:rPr>
-        <w:t>m</w:t>
-      </w:r>
-      <w:r>
-        <w:rPr>
-          <w:rFonts w:ascii="宋体" w:hAnsi="宋体" w:hint="eastAsia"/>
-          <w:sz w:val="24"/>
-        </w:rPr>
-        <w:t>）、通信引入室（面积</w:t>
-      </w:r>
-      <w:r>
-        <w:rPr>
-          <w:rFonts w:ascii="宋体" w:hAnsi="宋体"/>
-          <w:sz w:val="24"/>
-        </w:rPr>
-        <w:t>12</w:t>
-      </w:r>
-      <w:r>
-        <w:rPr>
-          <w:rFonts w:ascii="宋体" w:hAnsi="宋体" w:hint="eastAsia"/>
-          <w:sz w:val="24"/>
-        </w:rPr>
-        <w:t xml:space="preserve"> m</w:t>
-      </w:r>
-      <w:r>
-        <w:rPr>
-          <w:rFonts w:ascii="宋体" w:hAnsi="宋体" w:hint="eastAsia"/>
-          <w:sz w:val="24"/>
-          <w:vertAlign w:val="superscript"/>
-        </w:rPr>
-        <w:t>2</w:t>
-      </w:r>
-      <w:r>
-        <w:rPr>
-          <w:rFonts w:ascii="宋体" w:hAnsi="宋体" w:hint="eastAsia"/>
-          <w:sz w:val="24"/>
-        </w:rPr>
-        <w:t>/处</w:t>
-      </w:r>
-      <w:r>
-        <w:rPr>
-          <w:rFonts w:ascii="宋体" w:hAnsi="宋体" w:hint="eastAsia"/>
-          <w:sz w:val="24"/>
-        </w:rPr>
-        <w:t>，尺寸</w:t>
-      </w:r>
-      <w:r>
-        <w:rPr>
-          <w:rFonts w:ascii="宋体" w:hAnsi="宋体"/>
-          <w:sz w:val="24"/>
-        </w:rPr>
-        <w:t>3.6</w:t>
-      </w:r>
-      <w:r>
-        <w:rPr>
-          <w:rFonts w:ascii="宋体" w:hAnsi="宋体" w:hint="eastAsia"/>
-          <w:sz w:val="24"/>
-        </w:rPr>
-        <w:t>m</w:t>
-      </w:r>
-      <w:r>
-        <w:rPr>
-          <w:rFonts w:ascii="宋体" w:hAnsi="宋体"/>
-          <w:sz w:val="24"/>
-        </w:rPr>
-        <w:t>*3.3</w:t>
-      </w:r>
-      <w:r>
-        <w:rPr>
-          <w:rFonts w:ascii="宋体" w:hAnsi="宋体" w:hint="eastAsia"/>
-          <w:sz w:val="24"/>
-        </w:rPr>
-        <w:t>m</w:t>
-      </w:r>
-      <w:r>
-        <w:rPr>
-          <w:rFonts w:ascii="宋体" w:hAnsi="宋体" w:hint="eastAsia"/>
-          <w:sz w:val="24"/>
-        </w:rPr>
-        <w:t>）</w:t>
-      </w:r>
-      <w:r>
-        <w:rPr>
-          <w:rFonts w:ascii="宋体" w:hAnsi="宋体" w:hint="eastAsia"/>
-          <w:sz w:val="24"/>
-        </w:rPr>
-        <w:t>；房屋最终尺寸可根据实际情况调整</w:t>
-      </w:r>
-      <w:r>
-        <w:rPr>
-          <w:rFonts w:ascii="宋体" w:hAnsi="宋体" w:hint="eastAsia"/>
-          <w:sz w:val="24"/>
-        </w:rPr>
-        <w:t>。</w:t>
+        <w:t>m）；房屋最终尺寸可根据实际情况调整。</w:t>
       </w:r>
     </w:p>
     <w:p>
@@ -22798,14 +21911,23 @@
           <w:rFonts w:ascii="宋体" w:hAnsi="宋体" w:hint="eastAsia"/>
           <w:sz w:val="24"/>
         </w:rPr>
-        <w:t>机械室均</w:t>
-      </w:r>
+        <w:t>机械室均要求</w:t>
+      </w:r>
+      <w:proofErr w:type="gramEnd"/>
       <w:r>
         <w:rPr>
           <w:rFonts w:ascii="宋体" w:hAnsi="宋体" w:hint="eastAsia"/>
           <w:sz w:val="24"/>
         </w:rPr>
-        <w:t>要求</w:t>
+        <w:t>设两路独立交流电源（防雷</w:t>
+      </w:r>
+      <w:proofErr w:type="gramStart"/>
+      <w:r>
+        <w:rPr>
+          <w:rFonts w:ascii="宋体" w:hAnsi="宋体" w:hint="eastAsia"/>
+          <w:sz w:val="24"/>
+        </w:rPr>
+        <w:t>配电箱由通信</w:t>
       </w:r>
       <w:proofErr w:type="gramEnd"/>
       <w:r>
@@ -22813,51 +21935,7 @@
           <w:rFonts w:ascii="宋体" w:hAnsi="宋体" w:hint="eastAsia"/>
           <w:sz w:val="24"/>
         </w:rPr>
-        <w:t>设两路独立交流电源</w:t>
-      </w:r>
-      <w:r>
-        <w:rPr>
-          <w:rFonts w:ascii="宋体" w:hAnsi="宋体" w:hint="eastAsia"/>
-          <w:sz w:val="24"/>
-        </w:rPr>
-        <w:t>（防雷</w:t>
-      </w:r>
-      <w:proofErr w:type="gramStart"/>
-      <w:r>
-        <w:rPr>
-          <w:rFonts w:ascii="宋体" w:hAnsi="宋体" w:hint="eastAsia"/>
-          <w:sz w:val="24"/>
-        </w:rPr>
-        <w:t>配电箱由通信</w:t>
-      </w:r>
-      <w:proofErr w:type="gramEnd"/>
-      <w:r>
-        <w:rPr>
-          <w:rFonts w:ascii="宋体" w:hAnsi="宋体" w:hint="eastAsia"/>
-          <w:sz w:val="24"/>
-        </w:rPr>
-        <w:t>专业设置）</w:t>
-      </w:r>
-      <w:r>
-        <w:rPr>
-          <w:rFonts w:ascii="宋体" w:hAnsi="宋体" w:hint="eastAsia"/>
-          <w:sz w:val="24"/>
-        </w:rPr>
-        <w:t>，</w:t>
-      </w:r>
-      <w:r>
-        <w:rPr>
-          <w:rFonts w:ascii="宋体" w:hAnsi="宋体" w:hint="eastAsia"/>
-          <w:sz w:val="24"/>
-        </w:rPr>
-        <w:t>外供交流</w:t>
-      </w:r>
-      <w:r>
-        <w:rPr>
-          <w:rFonts w:ascii="宋体" w:hAnsi="宋体" w:hint="eastAsia"/>
-          <w:sz w:val="24"/>
-        </w:rPr>
-        <w:t>电源及用电量要求如下：</w:t>
+        <w:t>专业设置），外供交流电源及用电量要求如下：</w:t>
       </w:r>
     </w:p>
     <w:tbl>
@@ -31765,7 +30843,7 @@
           <w:rFonts w:ascii="宋体" w:hAnsi="宋体"/>
           <w:sz w:val="24"/>
         </w:rPr>
-        <w:t xml:space="preserve">{%p if has_nuantong %}</w:t>
+        <w:t>{%p if has_nuantong %}</w:t>
       </w:r>
     </w:p>
     <w:p>
@@ -31969,12 +31047,12 @@
       </w:r>
       <w:smartTag w:uri="urn:schemas-microsoft-com:office:smarttags" w:element="chmetcnv">
         <w:smartTagPr>
+          <w:attr w:name="UnitName" w:val="℃"/>
+          <w:attr w:name="SourceValue" w:val="28"/>
+          <w:attr w:name="HasSpace" w:val="False"/>
+          <w:attr w:name="Negative" w:val="False"/>
+          <w:attr w:name="NumberType" w:val="1"/>
           <w:attr w:name="TCSC" w:val="0"/>
-          <w:attr w:name="NumberType" w:val="1"/>
-          <w:attr w:name="Negative" w:val="False"/>
-          <w:attr w:name="HasSpace" w:val="False"/>
-          <w:attr w:name="SourceValue" w:val="28"/>
-          <w:attr w:name="UnitName" w:val="℃"/>
         </w:smartTagPr>
         <w:r>
           <w:rPr>
@@ -32000,12 +31078,12 @@
       </w:r>
       <w:smartTag w:uri="urn:schemas-microsoft-com:office:smarttags" w:element="chmetcnv">
         <w:smartTagPr>
+          <w:attr w:name="UnitName" w:val="℃"/>
+          <w:attr w:name="SourceValue" w:val="25"/>
+          <w:attr w:name="HasSpace" w:val="False"/>
+          <w:attr w:name="Negative" w:val="False"/>
+          <w:attr w:name="NumberType" w:val="1"/>
           <w:attr w:name="TCSC" w:val="0"/>
-          <w:attr w:name="NumberType" w:val="1"/>
-          <w:attr w:name="Negative" w:val="False"/>
-          <w:attr w:name="HasSpace" w:val="False"/>
-          <w:attr w:name="SourceValue" w:val="25"/>
-          <w:attr w:name="UnitName" w:val="℃"/>
         </w:smartTagPr>
         <w:r>
           <w:rPr>
@@ -32064,42 +31142,7 @@
           <w:rFonts w:hint="eastAsia"/>
           <w:sz w:val="24"/>
         </w:rPr>
-        <w:t>、各</w:t>
-      </w:r>
-      <w:r>
-        <w:rPr>
-          <w:rFonts w:hint="eastAsia"/>
-          <w:sz w:val="24"/>
-        </w:rPr>
-        <w:t>通信机房（</w:t>
-      </w:r>
-      <w:r>
-        <w:rPr>
-          <w:rFonts w:hint="eastAsia"/>
-          <w:sz w:val="24"/>
-        </w:rPr>
-        <w:t>通信机械室、电源室、蓄电池室、网管中心、服务器机房</w:t>
-      </w:r>
-      <w:r>
-        <w:rPr>
-          <w:rFonts w:hint="eastAsia"/>
-          <w:sz w:val="24"/>
-        </w:rPr>
-        <w:t>）</w:t>
-      </w:r>
-      <w:r>
-        <w:rPr>
-          <w:rFonts w:hint="eastAsia"/>
-          <w:sz w:val="24"/>
-        </w:rPr>
-        <w:t>内需设置机房专用空调</w:t>
-      </w:r>
-      <w:r>
-        <w:rPr>
-          <w:rFonts w:hint="eastAsia"/>
-          <w:sz w:val="24"/>
-        </w:rPr>
-        <w:t>（空调数量≥</w:t>
+        <w:t>、各通信机房（通信机械室、电源室、蓄电池室、网管中心、服务器机房）内需设置机房专用空调（空调数量≥</w:t>
       </w:r>
       <w:r>
         <w:rPr>
@@ -32113,14 +31156,7 @@
           <w:rFonts w:hint="eastAsia"/>
           <w:sz w:val="24"/>
         </w:rPr>
-        <w:t>台）</w:t>
-      </w:r>
-      <w:r>
-        <w:rPr>
-          <w:rFonts w:hint="eastAsia"/>
-          <w:sz w:val="24"/>
-        </w:rPr>
-        <w:t>。其他通信房屋请按办公房屋标准设置相应的空调设施。</w:t>
+        <w:t>台）。其他通信房屋请按办公房屋标准设置相应的空调设施。</w:t>
       </w:r>
     </w:p>
     <w:p>
@@ -32214,14 +31250,7 @@
           <w:rFonts w:hint="eastAsia"/>
           <w:sz w:val="24"/>
         </w:rPr>
-        <w:t>、各通</w:t>
-      </w:r>
-      <w:r>
-        <w:rPr>
-          <w:rFonts w:hint="eastAsia"/>
-          <w:sz w:val="24"/>
-        </w:rPr>
-        <w:t>信机房引入口，要求按《铁路工程设计防火规范》（</w:t>
+        <w:t>、各通信机房引入口，要求按《铁路工程设计防火规范》（</w:t>
       </w:r>
       <w:r>
         <w:rPr>
@@ -32269,7 +31298,7 @@
           <w:rFonts w:ascii="宋体" w:hAnsi="宋体"/>
           <w:sz w:val="24"/>
         </w:rPr>
-        <w:t xml:space="preserve">{%p if has_qianyin %}</w:t>
+        <w:t>{%p if has_qianyin %}</w:t>
       </w:r>
     </w:p>
     <w:p>
@@ -32809,14 +31838,7 @@
           <w:rFonts w:ascii="宋体" w:hAnsi="宋体" w:hint="eastAsia"/>
           <w:sz w:val="24"/>
         </w:rPr>
-        <w:t>所亭</w:t>
-      </w:r>
-      <w:r>
-        <w:rPr>
-          <w:rFonts w:ascii="宋体" w:hAnsi="宋体" w:hint="eastAsia"/>
-          <w:sz w:val="24"/>
-        </w:rPr>
-        <w:t>通信机械室均要求</w:t>
+        <w:t>所亭通信机械室均要求</w:t>
       </w:r>
       <w:proofErr w:type="gramEnd"/>
       <w:r>
@@ -33720,7 +32742,7 @@
           <w:rFonts w:ascii="宋体" w:hAnsi="宋体"/>
           <w:sz w:val="24"/>
         </w:rPr>
-        <w:t xml:space="preserve">{%p if has_jiechuwang %}</w:t>
+        <w:t>{%p if has_jiechuwang %}</w:t>
       </w:r>
     </w:p>
     <w:p>
@@ -34152,7 +33174,7 @@
           <w:rFonts w:ascii="宋体" w:hAnsi="宋体"/>
           <w:sz w:val="24"/>
         </w:rPr>
-        <w:t xml:space="preserve">{%p if has_wuxian %}</w:t>
+        <w:t>{%p if has_wuxian %}</w:t>
       </w:r>
     </w:p>
     <w:p>
@@ -34443,7 +33465,7 @@
           <w:rFonts w:ascii="宋体" w:hAnsi="宋体"/>
           <w:sz w:val="24"/>
         </w:rPr>
-        <w:t xml:space="preserve">{%p if has_jixie %}</w:t>
+        <w:t>{%p if has_jixie %}</w:t>
       </w:r>
     </w:p>
     <w:p>
@@ -34492,14 +33514,7 @@
           <w:rFonts w:hint="eastAsia"/>
           <w:sz w:val="24"/>
         </w:rPr>
-        <w:t>、</w:t>
-      </w:r>
-      <w:r>
-        <w:rPr>
-          <w:rFonts w:hint="eastAsia"/>
-          <w:sz w:val="24"/>
-        </w:rPr>
-        <w:t>房屋面积</w:t>
+        <w:t>、房屋面积</w:t>
       </w:r>
       <w:r>
         <w:rPr>
@@ -34898,25 +33913,7 @@
                 <w:kern w:val="0"/>
                 <w:szCs w:val="21"/>
               </w:rPr>
-              <w:t>通信车间（含通信机械室</w:t>
-            </w:r>
-            <w:r>
-              <w:rPr>
-                <w:rFonts w:ascii="宋体" w:hAnsi="宋体" w:cs="宋体" w:hint="eastAsia"/>
-                <w:color w:val="000000"/>
-                <w:kern w:val="0"/>
-                <w:szCs w:val="21"/>
-              </w:rPr>
-              <w:t>、引入间</w:t>
-            </w:r>
-            <w:r>
-              <w:rPr>
-                <w:rFonts w:ascii="宋体" w:hAnsi="宋体" w:cs="宋体" w:hint="eastAsia"/>
-                <w:color w:val="000000"/>
-                <w:kern w:val="0"/>
-                <w:szCs w:val="21"/>
-              </w:rPr>
-              <w:t>）</w:t>
+              <w:t>通信车间（含通信机械室、引入间）</w:t>
             </w:r>
           </w:p>
         </w:tc>
@@ -35294,25 +34291,7 @@
                 <w:kern w:val="0"/>
                 <w:szCs w:val="21"/>
               </w:rPr>
-              <w:t>通信工区（含通信机械室</w:t>
-            </w:r>
-            <w:r>
-              <w:rPr>
-                <w:rFonts w:ascii="宋体" w:hAnsi="宋体" w:cs="宋体" w:hint="eastAsia"/>
-                <w:color w:val="000000"/>
-                <w:kern w:val="0"/>
-                <w:szCs w:val="21"/>
-              </w:rPr>
-              <w:t>、引入间</w:t>
-            </w:r>
-            <w:r>
-              <w:rPr>
-                <w:rFonts w:ascii="宋体" w:hAnsi="宋体" w:cs="宋体" w:hint="eastAsia"/>
-                <w:color w:val="000000"/>
-                <w:kern w:val="0"/>
-                <w:szCs w:val="21"/>
-              </w:rPr>
-              <w:t>）</w:t>
+              <w:t>通信工区（含通信机械室、引入间）</w:t>
             </w:r>
           </w:p>
         </w:tc>
@@ -35776,7 +34755,7 @@
           <w:rFonts w:ascii="宋体" w:hAnsi="宋体"/>
           <w:sz w:val="24"/>
         </w:rPr>
-        <w:t xml:space="preserve">{%p if has_cheliang %}</w:t>
+        <w:t>{%p if has_cheliang %}</w:t>
       </w:r>
     </w:p>
     <w:p>
@@ -35821,15 +34800,7 @@
           <w:sz w:val="24"/>
         </w:rPr>
         <w:lastRenderedPageBreak/>
-        <w:t>本工程新建</w:t>
-      </w:r>
-      <w:r>
-        <w:rPr>
-          <w:rFonts w:hint="eastAsia"/>
-          <w:color w:val="000000"/>
-          <w:sz w:val="24"/>
-        </w:rPr>
-        <w:t>红外</w:t>
+        <w:t>本工程新建红外</w:t>
       </w:r>
       <w:r>
         <w:rPr>

--- a/templates_docx/htzl_yxtx_sgt.docx
+++ b/templates_docx/htzl_yxtx_sgt.docx
@@ -1626,7 +1626,6 @@
         <w:spacing w:line="360" w:lineRule="auto"/>
         <w:ind w:firstLine="480"/>
         <w:rPr>
-          <w:rFonts w:hint="eastAsia"/>
           <w:bCs/>
           <w:sz w:val="24"/>
         </w:rPr>
@@ -1721,7 +1720,6 @@
         <w:spacing w:line="360" w:lineRule="auto"/>
         <w:ind w:firstLine="480"/>
         <w:rPr>
-          <w:rFonts w:hint="eastAsia"/>
           <w:bCs/>
           <w:sz w:val="24"/>
         </w:rPr>
@@ -1798,7 +1796,6 @@
         <w:spacing w:line="360" w:lineRule="auto"/>
         <w:ind w:firstLine="480"/>
         <w:rPr>
-          <w:rFonts w:hint="eastAsia"/>
           <w:bCs/>
           <w:sz w:val="24"/>
         </w:rPr>
@@ -1911,7 +1908,6 @@
         <w:spacing w:line="360" w:lineRule="auto"/>
         <w:ind w:firstLine="480"/>
         <w:rPr>
-          <w:rFonts w:hint="eastAsia"/>
           <w:bCs/>
           <w:sz w:val="24"/>
         </w:rPr>
@@ -1983,12 +1979,12 @@
       </w:r>
       <w:smartTag w:uri="urn:schemas-microsoft-com:office:smarttags" w:element="chmetcnv">
         <w:smartTagPr>
+          <w:attr w:name="UnitName" w:val="m"/>
+          <w:attr w:name="SourceValue" w:val="1"/>
+          <w:attr w:name="HasSpace" w:val="False"/>
+          <w:attr w:name="Negative" w:val="False"/>
+          <w:attr w:name="NumberType" w:val="1"/>
           <w:attr w:name="TCSC" w:val="0"/>
-          <w:attr w:name="NumberType" w:val="1"/>
-          <w:attr w:name="Negative" w:val="False"/>
-          <w:attr w:name="HasSpace" w:val="False"/>
-          <w:attr w:name="SourceValue" w:val="1"/>
-          <w:attr w:name="UnitName" w:val="m"/>
         </w:smartTagPr>
         <w:r>
           <w:rPr>
@@ -2060,12 +2056,12 @@
       </w:r>
       <w:smartTag w:uri="urn:schemas-microsoft-com:office:smarttags" w:element="chmetcnv">
         <w:smartTagPr>
+          <w:attr w:name="UnitName" w:val="mm"/>
+          <w:attr w:name="SourceValue" w:val="50"/>
+          <w:attr w:name="HasSpace" w:val="False"/>
+          <w:attr w:name="Negative" w:val="False"/>
+          <w:attr w:name="NumberType" w:val="1"/>
           <w:attr w:name="TCSC" w:val="0"/>
-          <w:attr w:name="NumberType" w:val="1"/>
-          <w:attr w:name="Negative" w:val="False"/>
-          <w:attr w:name="HasSpace" w:val="False"/>
-          <w:attr w:name="SourceValue" w:val="50"/>
-          <w:attr w:name="UnitName" w:val="mm"/>
         </w:smartTagPr>
         <w:r>
           <w:rPr>
@@ -2098,12 +2094,12 @@
       </w:r>
       <w:smartTag w:uri="urn:schemas-microsoft-com:office:smarttags" w:element="chmetcnv">
         <w:smartTagPr>
+          <w:attr w:name="UnitName" w:val="m"/>
+          <w:attr w:name="SourceValue" w:val="2"/>
+          <w:attr w:name="HasSpace" w:val="False"/>
+          <w:attr w:name="Negative" w:val="False"/>
+          <w:attr w:name="NumberType" w:val="1"/>
           <w:attr w:name="TCSC" w:val="0"/>
-          <w:attr w:name="NumberType" w:val="1"/>
-          <w:attr w:name="Negative" w:val="False"/>
-          <w:attr w:name="HasSpace" w:val="False"/>
-          <w:attr w:name="SourceValue" w:val="2"/>
-          <w:attr w:name="UnitName" w:val="m"/>
         </w:smartTagPr>
         <w:r>
           <w:rPr>
@@ -2284,12 +2280,12 @@
       </w:r>
       <w:smartTag w:uri="urn:schemas-microsoft-com:office:smarttags" w:element="chmetcnv">
         <w:smartTagPr>
+          <w:attr w:name="UnitName" w:val="m"/>
+          <w:attr w:name="SourceValue" w:val="1"/>
+          <w:attr w:name="HasSpace" w:val="False"/>
+          <w:attr w:name="Negative" w:val="False"/>
+          <w:attr w:name="NumberType" w:val="1"/>
           <w:attr w:name="TCSC" w:val="0"/>
-          <w:attr w:name="NumberType" w:val="1"/>
-          <w:attr w:name="Negative" w:val="False"/>
-          <w:attr w:name="HasSpace" w:val="False"/>
-          <w:attr w:name="SourceValue" w:val="1"/>
-          <w:attr w:name="UnitName" w:val="m"/>
         </w:smartTagPr>
         <w:r>
           <w:rPr>
@@ -2330,12 +2326,12 @@
       </w:r>
       <w:smartTag w:uri="urn:schemas-microsoft-com:office:smarttags" w:element="chmetcnv">
         <w:smartTagPr>
+          <w:attr w:name="UnitName" w:val="cm"/>
+          <w:attr w:name="SourceValue" w:val="1"/>
+          <w:attr w:name="HasSpace" w:val="False"/>
+          <w:attr w:name="Negative" w:val="False"/>
+          <w:attr w:name="NumberType" w:val="1"/>
           <w:attr w:name="TCSC" w:val="0"/>
-          <w:attr w:name="NumberType" w:val="1"/>
-          <w:attr w:name="Negative" w:val="False"/>
-          <w:attr w:name="HasSpace" w:val="False"/>
-          <w:attr w:name="SourceValue" w:val="1"/>
-          <w:attr w:name="UnitName" w:val="cm"/>
         </w:smartTagPr>
         <w:r>
           <w:rPr>
@@ -2370,12 +2366,12 @@
       </w:r>
       <w:smartTag w:uri="urn:schemas-microsoft-com:office:smarttags" w:element="chmetcnv">
         <w:smartTagPr>
+          <w:attr w:name="UnitName" w:val="mm"/>
+          <w:attr w:name="SourceValue" w:val="3"/>
+          <w:attr w:name="HasSpace" w:val="False"/>
+          <w:attr w:name="Negative" w:val="False"/>
+          <w:attr w:name="NumberType" w:val="1"/>
           <w:attr w:name="TCSC" w:val="0"/>
-          <w:attr w:name="NumberType" w:val="1"/>
-          <w:attr w:name="Negative" w:val="False"/>
-          <w:attr w:name="HasSpace" w:val="False"/>
-          <w:attr w:name="SourceValue" w:val="3"/>
-          <w:attr w:name="UnitName" w:val="mm"/>
         </w:smartTagPr>
         <w:r>
           <w:rPr>
@@ -2418,12 +2414,12 @@
       </w:r>
       <w:smartTag w:uri="urn:schemas-microsoft-com:office:smarttags" w:element="chmetcnv">
         <w:smartTagPr>
+          <w:attr w:name="UnitName" w:val="m"/>
+          <w:attr w:name="SourceValue" w:val="1.5"/>
+          <w:attr w:name="HasSpace" w:val="False"/>
+          <w:attr w:name="Negative" w:val="False"/>
+          <w:attr w:name="NumberType" w:val="1"/>
           <w:attr w:name="TCSC" w:val="0"/>
-          <w:attr w:name="NumberType" w:val="1"/>
-          <w:attr w:name="Negative" w:val="False"/>
-          <w:attr w:name="HasSpace" w:val="False"/>
-          <w:attr w:name="SourceValue" w:val="1.5"/>
-          <w:attr w:name="UnitName" w:val="m"/>
         </w:smartTagPr>
         <w:r>
           <w:rPr>
@@ -2442,12 +2438,12 @@
       </w:r>
       <w:smartTag w:uri="urn:schemas-microsoft-com:office:smarttags" w:element="chmetcnv">
         <w:smartTagPr>
+          <w:attr w:name="UnitName" w:val="mm"/>
+          <w:attr w:name="SourceValue" w:val="10"/>
+          <w:attr w:name="HasSpace" w:val="False"/>
+          <w:attr w:name="Negative" w:val="False"/>
+          <w:attr w:name="NumberType" w:val="1"/>
           <w:attr w:name="TCSC" w:val="0"/>
-          <w:attr w:name="NumberType" w:val="1"/>
-          <w:attr w:name="Negative" w:val="False"/>
-          <w:attr w:name="HasSpace" w:val="False"/>
-          <w:attr w:name="SourceValue" w:val="10"/>
-          <w:attr w:name="UnitName" w:val="mm"/>
         </w:smartTagPr>
         <w:r>
           <w:rPr>
@@ -3021,7 +3017,7 @@
         </w:rPr>
         <w:lastRenderedPageBreak/>
         <w:drawing>
-          <wp:inline distT="0" distB="0" distL="0" distR="0" wp14:anchorId="7CA5FF19" wp14:editId="4E22C940">
+          <wp:inline distT="0" distB="0" distL="0" distR="0" wp14:anchorId="00F4064D" wp14:editId="2CA259FE">
             <wp:extent cx="5600700" cy="3224530"/>
             <wp:effectExtent l="0" t="0" r="0" b="0"/>
             <wp:docPr id="1180078255" name="图片 4"/>
@@ -3100,7 +3096,7 @@
         </w:rPr>
         <w:lastRenderedPageBreak/>
         <w:drawing>
-          <wp:inline distT="0" distB="0" distL="0" distR="0" wp14:anchorId="073869EE" wp14:editId="01991A51">
+          <wp:inline distT="0" distB="0" distL="0" distR="0" wp14:anchorId="6B632A95" wp14:editId="56657C25">
             <wp:extent cx="5600700" cy="3331845"/>
             <wp:effectExtent l="0" t="0" r="0" b="1905"/>
             <wp:docPr id="881688075" name="图片 3"/>
@@ -4314,6 +4310,11 @@
       </w:r>
     </w:p>
     <w:p>
+      <w:r>
+        <w:t>{%p if has_cable_crossing_mileage %}</w:t>
+      </w:r>
+    </w:p>
+    <w:p>
       <w:pPr>
         <w:spacing w:line="360" w:lineRule="auto"/>
         <w:ind w:firstLine="480"/>
@@ -4328,6 +4329,11 @@
           <w:sz w:val="24"/>
         </w:rPr>
         <w:t>具体过轨里程见附表：有线通信过轨里程表。</w:t>
+      </w:r>
+    </w:p>
+    <w:p>
+      <w:r>
+        <w:t>{%p endif %}</w:t>
       </w:r>
     </w:p>
     <w:p>
@@ -4435,12 +4441,12 @@
       </w:r>
       <w:smartTag w:uri="urn:schemas-microsoft-com:office:smarttags" w:element="chmetcnv">
         <w:smartTagPr>
+          <w:attr w:name="TCSC" w:val="0"/>
+          <w:attr w:name="NumberType" w:val="1"/>
+          <w:attr w:name="Negative" w:val="False"/>
+          <w:attr w:name="HasSpace" w:val="False"/>
+          <w:attr w:name="SourceValue" w:val="250"/>
           <w:attr w:name="UnitName" w:val="mm"/>
-          <w:attr w:name="SourceValue" w:val="250"/>
-          <w:attr w:name="HasSpace" w:val="False"/>
-          <w:attr w:name="Negative" w:val="False"/>
-          <w:attr w:name="NumberType" w:val="1"/>
-          <w:attr w:name="TCSC" w:val="0"/>
         </w:smartTagPr>
         <w:r>
           <w:rPr>
@@ -4459,12 +4465,12 @@
       </w:r>
       <w:smartTag w:uri="urn:schemas-microsoft-com:office:smarttags" w:element="chmetcnv">
         <w:smartTagPr>
+          <w:attr w:name="TCSC" w:val="0"/>
+          <w:attr w:name="NumberType" w:val="1"/>
+          <w:attr w:name="Negative" w:val="False"/>
+          <w:attr w:name="HasSpace" w:val="False"/>
+          <w:attr w:name="SourceValue" w:val="150"/>
           <w:attr w:name="UnitName" w:val="mm"/>
-          <w:attr w:name="SourceValue" w:val="150"/>
-          <w:attr w:name="HasSpace" w:val="False"/>
-          <w:attr w:name="Negative" w:val="False"/>
-          <w:attr w:name="NumberType" w:val="1"/>
-          <w:attr w:name="TCSC" w:val="0"/>
         </w:smartTagPr>
         <w:r>
           <w:rPr>
@@ -4681,7 +4687,7 @@
           <w:sz w:val="24"/>
           <w:szCs w:val="28"/>
         </w:rPr>
-        <w:t>）当车站信号楼位于隧道横洞外侧时，横洞对应的隧道正洞内，两侧通信信号电缆槽间需预埋共</w:t>
+        <w:t>）当车站信号楼位于隧道横洞外侧时，横洞对应的隧道正洞内，两侧通信信号电缆槽</w:t>
       </w:r>
       <w:r>
         <w:rPr>
@@ -4689,6 +4695,15 @@
           <w:sz w:val="24"/>
           <w:szCs w:val="28"/>
         </w:rPr>
+        <w:lastRenderedPageBreak/>
+        <w:t>间需预埋共</w:t>
+      </w:r>
+      <w:r>
+        <w:rPr>
+          <w:rFonts w:hint="eastAsia"/>
+          <w:sz w:val="24"/>
+          <w:szCs w:val="28"/>
+        </w:rPr>
         <w:t>8</w:t>
       </w:r>
       <w:r>
@@ -4705,6 +4720,11 @@
           <w:sz w:val="24"/>
         </w:rPr>
         <w:t>采用“八字”埋设方式。</w:t>
+      </w:r>
+    </w:p>
+    <w:p>
+      <w:r>
+        <w:t>{%p if has_cable_crossing_mileage %}</w:t>
       </w:r>
     </w:p>
     <w:p>
@@ -4721,7 +4741,6 @@
           <w:rFonts w:hint="eastAsia"/>
           <w:sz w:val="24"/>
         </w:rPr>
-        <w:lastRenderedPageBreak/>
         <w:t>（</w:t>
       </w:r>
       <w:r>
@@ -4737,6 +4756,11 @@
           <w:sz w:val="24"/>
         </w:rPr>
         <w:t>）具体过轨里程见附表：有线通信过轨里程表。</w:t>
+      </w:r>
+    </w:p>
+    <w:p>
+      <w:r>
+        <w:t>{%p endif %}</w:t>
       </w:r>
     </w:p>
     <w:p>
@@ -4853,12 +4877,12 @@
       </w:r>
       <w:smartTag w:uri="urn:schemas-microsoft-com:office:smarttags" w:element="chmetcnv">
         <w:smartTagPr>
+          <w:attr w:name="TCSC" w:val="0"/>
+          <w:attr w:name="NumberType" w:val="1"/>
+          <w:attr w:name="Negative" w:val="False"/>
+          <w:attr w:name="HasSpace" w:val="False"/>
+          <w:attr w:name="SourceValue" w:val="5"/>
           <w:attr w:name="UnitName" w:val="km"/>
-          <w:attr w:name="SourceValue" w:val="5"/>
-          <w:attr w:name="HasSpace" w:val="False"/>
-          <w:attr w:name="Negative" w:val="False"/>
-          <w:attr w:name="NumberType" w:val="1"/>
-          <w:attr w:name="TCSC" w:val="0"/>
         </w:smartTagPr>
         <w:r>
           <w:rPr>
@@ -4877,12 +4901,12 @@
       </w:r>
       <w:smartTag w:uri="urn:schemas-microsoft-com:office:smarttags" w:element="chmetcnv">
         <w:smartTagPr>
+          <w:attr w:name="TCSC" w:val="0"/>
+          <w:attr w:name="NumberType" w:val="1"/>
+          <w:attr w:name="Negative" w:val="False"/>
+          <w:attr w:name="HasSpace" w:val="False"/>
+          <w:attr w:name="SourceValue" w:val="5"/>
           <w:attr w:name="UnitName" w:val="km"/>
-          <w:attr w:name="SourceValue" w:val="5"/>
-          <w:attr w:name="HasSpace" w:val="False"/>
-          <w:attr w:name="Negative" w:val="False"/>
-          <w:attr w:name="NumberType" w:val="1"/>
-          <w:attr w:name="TCSC" w:val="0"/>
         </w:smartTagPr>
         <w:r>
           <w:rPr>
@@ -5805,6 +5829,7 @@
           <w:rFonts w:hint="eastAsia"/>
           <w:sz w:val="24"/>
         </w:rPr>
+        <w:lastRenderedPageBreak/>
         <w:t>在桥梁疏散通道与桥梁结合部平台上预留视频监控系统摄像机视频</w:t>
       </w:r>
       <w:proofErr w:type="gramStart"/>
@@ -5884,9 +5909,8 @@
           <w:noProof/>
           <w:sz w:val="24"/>
         </w:rPr>
-        <w:lastRenderedPageBreak/>
         <w:drawing>
-          <wp:inline distT="0" distB="0" distL="0" distR="0" wp14:anchorId="68D8323E" wp14:editId="62218E71">
+          <wp:inline distT="0" distB="0" distL="0" distR="0" wp14:anchorId="0E5869CA" wp14:editId="70DF35C2">
             <wp:extent cx="3788410" cy="2097405"/>
             <wp:effectExtent l="0" t="0" r="2540" b="0"/>
             <wp:docPr id="1750883000" name="图片 4" descr="视频杆基础位置"/>
@@ -6263,7 +6287,7 @@
           <w:sz w:val="24"/>
         </w:rPr>
         <w:drawing>
-          <wp:inline distT="0" distB="0" distL="0" distR="0" wp14:anchorId="490C7241" wp14:editId="28E2F6E5">
+          <wp:inline distT="0" distB="0" distL="0" distR="0" wp14:anchorId="3E1E4957" wp14:editId="2AF05DCE">
             <wp:extent cx="2561590" cy="2583815"/>
             <wp:effectExtent l="0" t="0" r="0" b="6985"/>
             <wp:docPr id="1408232065" name="图片 3" descr="18B``17@$)0T$PB49}S@L[R"/>
@@ -6551,7 +6575,7 @@
         </w:rPr>
         <w:lastRenderedPageBreak/>
         <w:drawing>
-          <wp:inline distT="0" distB="0" distL="0" distR="0" wp14:anchorId="7D87F982" wp14:editId="51320011">
+          <wp:inline distT="0" distB="0" distL="0" distR="0" wp14:anchorId="624B8173" wp14:editId="05B1FBE9">
             <wp:extent cx="2924810" cy="3287395"/>
             <wp:effectExtent l="0" t="0" r="8890" b="8255"/>
             <wp:docPr id="756169446" name="图片 2" descr="K7SWP5RWQZTHVK$}T_TO({9"/>
@@ -8495,8 +8519,13 @@
     </w:p>
     <w:p>
       <w:pPr>
+        <w:pStyle w:val="ae"/>
+        <w:numPr>
+          <w:ilvl w:val="0"/>
+          <w:numId w:val="4"/>
+        </w:numPr>
         <w:spacing w:line="360" w:lineRule="auto"/>
-        <w:ind w:firstLineChars="200" w:firstLine="480"/>
+        <w:ind w:left="0" w:firstLineChars="0" w:firstLine="567"/>
         <w:rPr>
           <w:sz w:val="24"/>
           <w:szCs w:val="28"/>
@@ -8508,24 +8537,16 @@
           <w:sz w:val="24"/>
           <w:szCs w:val="28"/>
         </w:rPr>
-        <w:t>1</w:t>
-      </w:r>
-      <w:r>
-        <w:rPr>
-          <w:rFonts w:hint="eastAsia"/>
-          <w:sz w:val="24"/>
-          <w:szCs w:val="28"/>
-        </w:rPr>
-        <w:t>、在各站场内线路两侧均需站场专业预设通信信号专用电缆槽（含盖板），尺寸要求由信号专业汇总后提出。【参考尺寸：</w:t>
+        <w:t>在各站场内线路两侧均需站场专业预设通信信号专用电缆槽（含盖板），尺寸要求由信号专业汇总后提出。参考尺寸：</w:t>
       </w:r>
       <w:smartTag w:uri="urn:schemas-microsoft-com:office:smarttags" w:element="chmetcnv">
         <w:smartTagPr>
+          <w:attr w:name="UnitName" w:val="mm"/>
+          <w:attr w:name="SourceValue" w:val="450"/>
+          <w:attr w:name="HasSpace" w:val="False"/>
+          <w:attr w:name="Negative" w:val="False"/>
+          <w:attr w:name="NumberType" w:val="1"/>
           <w:attr w:name="TCSC" w:val="0"/>
-          <w:attr w:name="NumberType" w:val="1"/>
-          <w:attr w:name="Negative" w:val="False"/>
-          <w:attr w:name="HasSpace" w:val="False"/>
-          <w:attr w:name="SourceValue" w:val="450"/>
-          <w:attr w:name="UnitName" w:val="mm"/>
         </w:smartTagPr>
         <w:r>
           <w:rPr>
@@ -8546,12 +8567,12 @@
       </w:r>
       <w:smartTag w:uri="urn:schemas-microsoft-com:office:smarttags" w:element="chmetcnv">
         <w:smartTagPr>
+          <w:attr w:name="UnitName" w:val="mm"/>
+          <w:attr w:name="SourceValue" w:val="400"/>
+          <w:attr w:name="HasSpace" w:val="False"/>
+          <w:attr w:name="Negative" w:val="False"/>
+          <w:attr w:name="NumberType" w:val="1"/>
           <w:attr w:name="TCSC" w:val="0"/>
-          <w:attr w:name="NumberType" w:val="1"/>
-          <w:attr w:name="Negative" w:val="False"/>
-          <w:attr w:name="HasSpace" w:val="False"/>
-          <w:attr w:name="SourceValue" w:val="400"/>
-          <w:attr w:name="UnitName" w:val="mm"/>
         </w:smartTagPr>
         <w:r>
           <w:rPr>
@@ -8568,7 +8589,30 @@
           <w:sz w:val="24"/>
           <w:szCs w:val="28"/>
         </w:rPr>
-        <w:t>（净深）；普速铁路，与站场等站前专业协商确定，应确保至少信号楼侧有电缆槽；位于车站内的桥，应视其具体位置提出电缆槽侧向要求】。</w:t>
+        <w:t>（净深）。</w:t>
+      </w:r>
+    </w:p>
+    <w:p>
+      <w:r>
+        <w:t>{%p if has_station_txz %}</w:t>
+      </w:r>
+    </w:p>
+    <w:p>
+      <w:pPr>
+        <w:pStyle w:val="ae"/>
+        <w:numPr>
+          <w:ilvl w:val="0"/>
+          <w:numId w:val="4"/>
+        </w:numPr>
+        <w:spacing w:line="360" w:lineRule="auto"/>
+        <w:ind w:left="0" w:firstLineChars="0" w:firstLine="567"/>
+        <w:rPr>
+          <w:sz w:val="24"/>
+          <w:szCs w:val="28"/>
+        </w:rPr>
+      </w:pPr>
+      <w:r>
+        <w:t>{{ station_txz_loc }}站新建通信站，要求如下：</w:t>
       </w:r>
     </w:p>
     <w:p>
@@ -8584,9 +8628,30 @@
         <w:rPr>
           <w:rFonts w:hint="eastAsia"/>
           <w:sz w:val="24"/>
+        </w:rPr>
+        <w:t>（</w:t>
+      </w:r>
+      <w:r>
+        <w:rPr>
+          <w:rFonts w:hint="eastAsia"/>
+          <w:sz w:val="24"/>
+        </w:rPr>
+        <w:t>1</w:t>
+      </w:r>
+      <w:r>
+        <w:rPr>
+          <w:rFonts w:hint="eastAsia"/>
+          <w:sz w:val="24"/>
+        </w:rPr>
+        <w:t>）</w:t>
+      </w:r>
+      <w:r>
+        <w:rPr>
+          <w:rFonts w:hint="eastAsia"/>
+          <w:sz w:val="24"/>
           <w:szCs w:val="28"/>
         </w:rPr>
-        <w:t>2</w:t>
+        <w:t>场坪大小</w:t>
       </w:r>
       <w:r>
         <w:rPr>
@@ -8594,21 +8659,7 @@
           <w:sz w:val="24"/>
           <w:szCs w:val="28"/>
         </w:rPr>
-        <w:t>、</w:t>
-      </w:r>
-      <w:r>
-        <w:rPr>
-          <w:rFonts w:hint="eastAsia"/>
-          <w:sz w:val="24"/>
-        </w:rPr>
-        <w:t>XXX</w:t>
-      </w:r>
-      <w:r>
-        <w:rPr>
-          <w:rFonts w:hint="eastAsia"/>
-          <w:sz w:val="24"/>
-        </w:rPr>
-        <w:t>站新建通信站，</w:t>
+        <w:t>50m</w:t>
       </w:r>
       <w:r>
         <w:rPr>
@@ -8616,7 +8667,48 @@
           <w:sz w:val="24"/>
           <w:szCs w:val="28"/>
         </w:rPr>
-        <w:t>要求如下：</w:t>
+        <w:t>×</w:t>
+      </w:r>
+      <w:r>
+        <w:rPr>
+          <w:sz w:val="24"/>
+          <w:szCs w:val="28"/>
+        </w:rPr>
+        <w:t>60</w:t>
+      </w:r>
+      <w:r>
+        <w:rPr>
+          <w:rFonts w:hint="eastAsia"/>
+          <w:sz w:val="24"/>
+          <w:szCs w:val="28"/>
+        </w:rPr>
+        <w:t>m</w:t>
+      </w:r>
+      <w:r>
+        <w:rPr>
+          <w:rFonts w:hint="eastAsia"/>
+          <w:sz w:val="24"/>
+          <w:szCs w:val="28"/>
+        </w:rPr>
+        <w:t>，需考虑与外界公路连接。通信</w:t>
+      </w:r>
+      <w:proofErr w:type="gramStart"/>
+      <w:r>
+        <w:rPr>
+          <w:rFonts w:hint="eastAsia"/>
+          <w:sz w:val="24"/>
+          <w:szCs w:val="28"/>
+        </w:rPr>
+        <w:t>站综合</w:t>
+      </w:r>
+      <w:proofErr w:type="gramEnd"/>
+      <w:r>
+        <w:rPr>
+          <w:rFonts w:hint="eastAsia"/>
+          <w:sz w:val="24"/>
+          <w:szCs w:val="28"/>
+        </w:rPr>
+        <w:t>楼、门卫、车库以及材料库，集中建设于一个院子。具体房屋布置示意请见附图。</w:t>
       </w:r>
     </w:p>
     <w:p>
@@ -8640,7 +8732,7 @@
           <w:rFonts w:hint="eastAsia"/>
           <w:sz w:val="24"/>
         </w:rPr>
-        <w:t>1</w:t>
+        <w:t>2</w:t>
       </w:r>
       <w:r>
         <w:rPr>
@@ -8655,7 +8747,7 @@
           <w:sz w:val="24"/>
           <w:szCs w:val="28"/>
         </w:rPr>
-        <w:t>场坪大小</w:t>
+        <w:t>通信站要求避开受电磁以及强电干扰的地点至少</w:t>
       </w:r>
       <w:r>
         <w:rPr>
@@ -8663,7 +8755,7 @@
           <w:sz w:val="24"/>
           <w:szCs w:val="28"/>
         </w:rPr>
-        <w:t>50m</w:t>
+        <w:t>200</w:t>
       </w:r>
       <w:r>
         <w:rPr>
@@ -8671,48 +8763,7 @@
           <w:sz w:val="24"/>
           <w:szCs w:val="28"/>
         </w:rPr>
-        <w:t>×</w:t>
-      </w:r>
-      <w:r>
-        <w:rPr>
-          <w:sz w:val="24"/>
-          <w:szCs w:val="28"/>
-        </w:rPr>
-        <w:t>60</w:t>
-      </w:r>
-      <w:r>
-        <w:rPr>
-          <w:rFonts w:hint="eastAsia"/>
-          <w:sz w:val="24"/>
-          <w:szCs w:val="28"/>
-        </w:rPr>
-        <w:t>m</w:t>
-      </w:r>
-      <w:r>
-        <w:rPr>
-          <w:rFonts w:hint="eastAsia"/>
-          <w:sz w:val="24"/>
-          <w:szCs w:val="28"/>
-        </w:rPr>
-        <w:t>，需考虑与外界公路连接。通信</w:t>
-      </w:r>
-      <w:proofErr w:type="gramStart"/>
-      <w:r>
-        <w:rPr>
-          <w:rFonts w:hint="eastAsia"/>
-          <w:sz w:val="24"/>
-          <w:szCs w:val="28"/>
-        </w:rPr>
-        <w:t>站综合</w:t>
-      </w:r>
-      <w:proofErr w:type="gramEnd"/>
-      <w:r>
-        <w:rPr>
-          <w:rFonts w:hint="eastAsia"/>
-          <w:sz w:val="24"/>
-          <w:szCs w:val="28"/>
-        </w:rPr>
-        <w:t>楼、门卫、车库以及材料库，集中建设于一个院子。具体房屋布置示意请见附图。</w:t>
+        <w:t>米，如牵引变电所、接触网工区、开闭所、电力配电所等。</w:t>
       </w:r>
     </w:p>
     <w:p>
@@ -8728,156 +8779,9 @@
         <w:rPr>
           <w:rFonts w:hint="eastAsia"/>
           <w:sz w:val="24"/>
-        </w:rPr>
-        <w:t>（</w:t>
-      </w:r>
-      <w:r>
-        <w:rPr>
-          <w:rFonts w:hint="eastAsia"/>
-          <w:sz w:val="24"/>
-        </w:rPr>
-        <w:t>2</w:t>
-      </w:r>
-      <w:r>
-        <w:rPr>
-          <w:rFonts w:hint="eastAsia"/>
-          <w:sz w:val="24"/>
-        </w:rPr>
-        <w:t>）</w:t>
-      </w:r>
-      <w:r>
-        <w:rPr>
-          <w:rFonts w:hint="eastAsia"/>
-          <w:sz w:val="24"/>
           <w:szCs w:val="28"/>
         </w:rPr>
-        <w:t>通信站要求避开受电磁以及强电干扰的地点至少</w:t>
-      </w:r>
-      <w:r>
-        <w:rPr>
-          <w:rFonts w:hint="eastAsia"/>
-          <w:sz w:val="24"/>
-          <w:szCs w:val="28"/>
-        </w:rPr>
-        <w:t>200</w:t>
-      </w:r>
-      <w:r>
-        <w:rPr>
-          <w:rFonts w:hint="eastAsia"/>
-          <w:sz w:val="24"/>
-          <w:szCs w:val="28"/>
-        </w:rPr>
-        <w:t>米，如牵引变电所、接触网工区、开闭所、电力配电所等。【这一条的依据？】</w:t>
-      </w:r>
-    </w:p>
-    <w:p>
-      <w:pPr>
-        <w:spacing w:line="360" w:lineRule="auto"/>
-        <w:ind w:firstLineChars="200" w:firstLine="480"/>
-        <w:rPr>
-          <w:sz w:val="24"/>
-          <w:szCs w:val="28"/>
-        </w:rPr>
-      </w:pPr>
-      <w:bookmarkStart w:id="0" w:name="OLE_LINK1"/>
-      <w:r>
-        <w:rPr>
-          <w:rFonts w:hint="eastAsia"/>
-          <w:sz w:val="24"/>
-          <w:szCs w:val="28"/>
-        </w:rPr>
-        <w:t>铁运〔</w:t>
-      </w:r>
-      <w:r>
-        <w:rPr>
-          <w:rFonts w:hint="eastAsia"/>
-          <w:sz w:val="24"/>
-          <w:szCs w:val="28"/>
-        </w:rPr>
-        <w:t>2006</w:t>
-      </w:r>
-      <w:r>
-        <w:rPr>
-          <w:rFonts w:hint="eastAsia"/>
-          <w:sz w:val="24"/>
-          <w:szCs w:val="28"/>
-        </w:rPr>
-        <w:t>〕</w:t>
-      </w:r>
-      <w:r>
-        <w:rPr>
-          <w:rFonts w:hint="eastAsia"/>
-          <w:sz w:val="24"/>
-          <w:szCs w:val="28"/>
-        </w:rPr>
-        <w:t>26</w:t>
-      </w:r>
-      <w:r>
-        <w:rPr>
-          <w:rFonts w:hint="eastAsia"/>
-          <w:sz w:val="24"/>
-          <w:szCs w:val="28"/>
-        </w:rPr>
-        <w:t>号</w:t>
-      </w:r>
-      <w:bookmarkEnd w:id="0"/>
-      <w:r>
-        <w:rPr>
-          <w:rFonts w:hint="eastAsia"/>
-          <w:sz w:val="24"/>
-          <w:szCs w:val="28"/>
-        </w:rPr>
-        <w:t>关于印发《铁路信号设备雷电及电磁兼容综合防护实施指导意见》的通知规定了：</w:t>
-      </w:r>
-      <w:r>
-        <w:rPr>
-          <w:rFonts w:hint="eastAsia"/>
-          <w:sz w:val="24"/>
-          <w:szCs w:val="28"/>
-        </w:rPr>
-        <w:t xml:space="preserve">3.2.1 </w:t>
-      </w:r>
-      <w:r>
-        <w:rPr>
-          <w:rFonts w:hint="eastAsia"/>
-          <w:sz w:val="24"/>
-          <w:szCs w:val="28"/>
-        </w:rPr>
-        <w:t>机房在选址上除考虑生产需要、生活方便外，还应选在土壤电阻率低、腐蚀性小、距变（配）电所大于</w:t>
-      </w:r>
-      <w:r>
-        <w:rPr>
-          <w:rFonts w:hint="eastAsia"/>
-          <w:sz w:val="24"/>
-          <w:szCs w:val="28"/>
-        </w:rPr>
-        <w:t>200m</w:t>
-      </w:r>
-      <w:r>
-        <w:rPr>
-          <w:rFonts w:hint="eastAsia"/>
-          <w:sz w:val="24"/>
-          <w:szCs w:val="28"/>
-        </w:rPr>
-        <w:t>的位置。</w:t>
-      </w:r>
-    </w:p>
-    <w:p>
-      <w:pPr>
-        <w:spacing w:line="360" w:lineRule="auto"/>
-        <w:ind w:firstLineChars="200" w:firstLine="480"/>
-        <w:rPr>
-          <w:sz w:val="24"/>
-          <w:szCs w:val="28"/>
-        </w:rPr>
-      </w:pPr>
-      <w:r>
-        <w:rPr>
-          <w:rFonts w:hint="eastAsia"/>
-          <w:sz w:val="24"/>
-          <w:szCs w:val="28"/>
-        </w:rPr>
-        <w:t>改为：参考《电磁屏蔽室工程技术规范》（</w:t>
+        <w:t>参考《电磁屏蔽室工程技术规范》（</w:t>
       </w:r>
       <w:r>
         <w:rPr>
@@ -8971,7 +8875,6 @@
                 <w:sz w:val="24"/>
                 <w:szCs w:val="28"/>
               </w:rPr>
-              <w:lastRenderedPageBreak/>
               <w:t>电压（</w:t>
             </w:r>
             <w:r>
@@ -9418,69 +9321,19 @@
       </w:r>
     </w:p>
     <w:p>
-      <w:pPr>
-        <w:spacing w:line="360" w:lineRule="auto"/>
-        <w:ind w:firstLineChars="200" w:firstLine="480"/>
-        <w:rPr>
-          <w:sz w:val="24"/>
-          <w:szCs w:val="28"/>
-        </w:rPr>
-      </w:pPr>
-      <w:r>
-        <w:rPr>
-          <w:rFonts w:hint="eastAsia"/>
-          <w:sz w:val="24"/>
-          <w:szCs w:val="28"/>
-        </w:rPr>
-        <w:t>3</w:t>
-      </w:r>
-      <w:r>
-        <w:rPr>
-          <w:rFonts w:hint="eastAsia"/>
-          <w:sz w:val="24"/>
-          <w:szCs w:val="28"/>
-        </w:rPr>
-        <w:t>、在各车站咽喉处、站台外两端处均需预埋通信用</w:t>
-      </w:r>
-      <w:proofErr w:type="gramStart"/>
-      <w:r>
-        <w:rPr>
-          <w:rFonts w:hint="eastAsia"/>
-          <w:sz w:val="24"/>
-          <w:szCs w:val="28"/>
-        </w:rPr>
-        <w:t>过轨管</w:t>
-      </w:r>
-      <w:r>
-        <w:rPr>
-          <w:rFonts w:hint="eastAsia"/>
-          <w:sz w:val="24"/>
-          <w:szCs w:val="28"/>
-        </w:rPr>
-        <w:t>4</w:t>
-      </w:r>
-      <w:r>
-        <w:rPr>
-          <w:rFonts w:hint="eastAsia"/>
-          <w:sz w:val="24"/>
-          <w:szCs w:val="28"/>
-        </w:rPr>
-        <w:t>根</w:t>
-      </w:r>
-      <w:proofErr w:type="gramEnd"/>
-      <w:r>
-        <w:rPr>
-          <w:rFonts w:hint="eastAsia"/>
-          <w:sz w:val="24"/>
-          <w:szCs w:val="28"/>
-        </w:rPr>
-        <w:t>。</w:t>
+      <w:r>
+        <w:t>{%p endif %}</w:t>
       </w:r>
     </w:p>
     <w:p>
       <w:pPr>
+        <w:pStyle w:val="ae"/>
+        <w:numPr>
+          <w:ilvl w:val="0"/>
+          <w:numId w:val="4"/>
+        </w:numPr>
         <w:spacing w:line="360" w:lineRule="auto"/>
-        <w:ind w:firstLineChars="200" w:firstLine="480"/>
+        <w:ind w:left="0" w:firstLineChars="0" w:firstLine="567"/>
         <w:rPr>
           <w:sz w:val="24"/>
           <w:szCs w:val="28"/>
@@ -9492,6 +9345,23 @@
           <w:sz w:val="24"/>
           <w:szCs w:val="28"/>
         </w:rPr>
+        <w:t>在各车站咽喉处、站台外两端处均需预埋通信用</w:t>
+      </w:r>
+      <w:proofErr w:type="gramStart"/>
+      <w:r>
+        <w:rPr>
+          <w:rFonts w:hint="eastAsia"/>
+          <w:sz w:val="24"/>
+          <w:szCs w:val="28"/>
+        </w:rPr>
+        <w:t>过轨管</w:t>
+      </w:r>
+      <w:r>
+        <w:rPr>
+          <w:rFonts w:hint="eastAsia"/>
+          <w:sz w:val="24"/>
+          <w:szCs w:val="28"/>
+        </w:rPr>
         <w:t>4</w:t>
       </w:r>
       <w:r>
@@ -9500,31 +9370,27 @@
           <w:sz w:val="24"/>
           <w:szCs w:val="28"/>
         </w:rPr>
-        <w:t>、在各通信光电缆过轨处，</w:t>
-      </w:r>
-      <w:proofErr w:type="gramStart"/>
+        <w:t>根</w:t>
+      </w:r>
+      <w:proofErr w:type="gramEnd"/>
       <w:r>
         <w:rPr>
           <w:rFonts w:hint="eastAsia"/>
           <w:sz w:val="24"/>
           <w:szCs w:val="28"/>
         </w:rPr>
-        <w:t>过轨管两端</w:t>
-      </w:r>
-      <w:proofErr w:type="gramEnd"/>
-      <w:r>
-        <w:rPr>
-          <w:rFonts w:hint="eastAsia"/>
-          <w:sz w:val="24"/>
-          <w:szCs w:val="28"/>
-        </w:rPr>
-        <w:t>、线路两侧均需设通信手孔。</w:t>
+        <w:t>。</w:t>
       </w:r>
     </w:p>
     <w:p>
       <w:pPr>
+        <w:pStyle w:val="ae"/>
+        <w:numPr>
+          <w:ilvl w:val="0"/>
+          <w:numId w:val="4"/>
+        </w:numPr>
         <w:spacing w:line="360" w:lineRule="auto"/>
-        <w:ind w:firstLineChars="200" w:firstLine="480"/>
+        <w:ind w:left="0" w:firstLineChars="0" w:firstLine="567"/>
         <w:rPr>
           <w:sz w:val="24"/>
           <w:szCs w:val="28"/>
@@ -9536,15 +9402,49 @@
           <w:sz w:val="24"/>
           <w:szCs w:val="28"/>
         </w:rPr>
-        <w:t>5</w:t>
-      </w:r>
+        <w:lastRenderedPageBreak/>
+        <w:t>在各通信光电缆过轨处，</w:t>
+      </w:r>
+      <w:proofErr w:type="gramStart"/>
       <w:r>
         <w:rPr>
           <w:rFonts w:hint="eastAsia"/>
           <w:sz w:val="24"/>
           <w:szCs w:val="28"/>
         </w:rPr>
-        <w:t>、从站场通信</w:t>
+        <w:t>过轨管两端</w:t>
+      </w:r>
+      <w:proofErr w:type="gramEnd"/>
+      <w:r>
+        <w:rPr>
+          <w:rFonts w:hint="eastAsia"/>
+          <w:sz w:val="24"/>
+          <w:szCs w:val="28"/>
+        </w:rPr>
+        <w:t>、线路两侧均需设通信手孔。</w:t>
+      </w:r>
+    </w:p>
+    <w:p>
+      <w:pPr>
+        <w:pStyle w:val="ae"/>
+        <w:numPr>
+          <w:ilvl w:val="0"/>
+          <w:numId w:val="4"/>
+        </w:numPr>
+        <w:spacing w:line="360" w:lineRule="auto"/>
+        <w:ind w:left="0" w:firstLineChars="0" w:firstLine="567"/>
+        <w:rPr>
+          <w:sz w:val="24"/>
+          <w:szCs w:val="28"/>
+        </w:rPr>
+      </w:pPr>
+      <w:r>
+        <w:rPr>
+          <w:rFonts w:hint="eastAsia"/>
+          <w:sz w:val="24"/>
+          <w:szCs w:val="28"/>
+        </w:rPr>
+        <w:t>从站场通信</w:t>
       </w:r>
       <w:proofErr w:type="gramStart"/>
       <w:r>
@@ -9600,12 +9500,12 @@
       </w:r>
       <w:smartTag w:uri="urn:schemas-microsoft-com:office:smarttags" w:element="chmetcnv">
         <w:smartTagPr>
+          <w:attr w:name="UnitName" w:val="mm"/>
+          <w:attr w:name="SourceValue" w:val="250"/>
+          <w:attr w:name="HasSpace" w:val="False"/>
+          <w:attr w:name="Negative" w:val="False"/>
+          <w:attr w:name="NumberType" w:val="1"/>
           <w:attr w:name="TCSC" w:val="0"/>
-          <w:attr w:name="NumberType" w:val="1"/>
-          <w:attr w:name="Negative" w:val="False"/>
-          <w:attr w:name="HasSpace" w:val="False"/>
-          <w:attr w:name="SourceValue" w:val="250"/>
-          <w:attr w:name="UnitName" w:val="mm"/>
         </w:smartTagPr>
         <w:r>
           <w:rPr>
@@ -9636,12 +9536,12 @@
       <w:proofErr w:type="gramEnd"/>
       <w:smartTag w:uri="urn:schemas-microsoft-com:office:smarttags" w:element="chmetcnv">
         <w:smartTagPr>
+          <w:attr w:name="UnitName" w:val="mm"/>
+          <w:attr w:name="SourceValue" w:val="150"/>
+          <w:attr w:name="HasSpace" w:val="False"/>
+          <w:attr w:name="Negative" w:val="False"/>
+          <w:attr w:name="NumberType" w:val="1"/>
           <w:attr w:name="TCSC" w:val="0"/>
-          <w:attr w:name="NumberType" w:val="1"/>
-          <w:attr w:name="Negative" w:val="False"/>
-          <w:attr w:name="HasSpace" w:val="False"/>
-          <w:attr w:name="SourceValue" w:val="150"/>
-          <w:attr w:name="UnitName" w:val="mm"/>
         </w:smartTagPr>
         <w:r>
           <w:rPr>
@@ -9676,7 +9576,7 @@
           <w:sz w:val="24"/>
           <w:szCs w:val="28"/>
         </w:rPr>
-        <w:t>）。【普速铁路，与专业协商确定，至少保证信号楼、通信站、站房、大型房屋有分支电缆槽】。</w:t>
+        <w:t>）。</w:t>
       </w:r>
     </w:p>
     <w:p>
@@ -9685,7 +9585,7 @@
           <w:noProof/>
         </w:rPr>
         <w:drawing>
-          <wp:inline distT="0" distB="0" distL="0" distR="0" wp14:anchorId="1A448F14" wp14:editId="30AD41B3">
+          <wp:inline distT="0" distB="0" distL="0" distR="0" wp14:anchorId="1819D909" wp14:editId="32A7FB5F">
             <wp:extent cx="5600700" cy="5484495"/>
             <wp:effectExtent l="0" t="0" r="0" b="1905"/>
             <wp:docPr id="879209966" name="图片 2"/>
@@ -9769,7 +9669,6 @@
           <w:sz w:val="24"/>
           <w:szCs w:val="28"/>
         </w:rPr>
-        <w:lastRenderedPageBreak/>
         <w:t>房建</w:t>
       </w:r>
     </w:p>
@@ -12252,6 +12151,7 @@
           </w:tcPr>
           <w:p>
             <w:r>
+              <w:lastRenderedPageBreak/>
               <w:t>{%tr if has_xls %}</w:t>
             </w:r>
           </w:p>
@@ -13231,17 +13131,7 @@
                 <w:kern w:val="0"/>
                 <w:szCs w:val="21"/>
               </w:rPr>
-              <w:t>不含信号楼</w:t>
-            </w:r>
-            <w:r>
-              <w:rPr>
-                <w:rFonts w:ascii="宋体" w:hAnsi="宋体" w:cs="宋体" w:hint="eastAsia"/>
-                <w:color w:val="000000"/>
-                <w:kern w:val="0"/>
-                <w:szCs w:val="21"/>
-              </w:rPr>
-              <w:lastRenderedPageBreak/>
-              <w:t>的站房</w:t>
+              <w:t>不含信号楼的站房</w:t>
             </w:r>
           </w:p>
         </w:tc>
@@ -13259,7 +13149,6 @@
           </w:tcPr>
           <w:p>
             <w:r>
-              <w:lastRenderedPageBreak/>
               <w:t>{%tr endif %}</w:t>
             </w:r>
           </w:p>
@@ -15319,6 +15208,7 @@
           </w:tcPr>
           <w:p>
             <w:r>
+              <w:lastRenderedPageBreak/>
               <w:t>{%tr endif %}</w:t>
             </w:r>
           </w:p>
@@ -16439,7 +16329,17 @@
                 <w:kern w:val="0"/>
                 <w:szCs w:val="21"/>
               </w:rPr>
-              <w:t>采用箱式机房时，通信设备设于其主控室内</w:t>
+              <w:t>采用箱式机房</w:t>
+            </w:r>
+            <w:r>
+              <w:rPr>
+                <w:rFonts w:ascii="宋体" w:hAnsi="宋体" w:cs="宋体" w:hint="eastAsia"/>
+                <w:color w:val="000000"/>
+                <w:kern w:val="0"/>
+                <w:szCs w:val="21"/>
+              </w:rPr>
+              <w:lastRenderedPageBreak/>
+              <w:t>时，通信设备设于其主控室内</w:t>
             </w:r>
           </w:p>
         </w:tc>
@@ -16457,6 +16357,7 @@
           </w:tcPr>
           <w:p>
             <w:r>
+              <w:lastRenderedPageBreak/>
               <w:t>{%tr endif %}</w:t>
             </w:r>
           </w:p>
@@ -16745,17 +16646,7 @@
                 <w:kern w:val="0"/>
                 <w:szCs w:val="21"/>
               </w:rPr>
-              <w:t>设置有通信机械室</w:t>
-            </w:r>
-            <w:r>
-              <w:rPr>
-                <w:rFonts w:ascii="宋体" w:hAnsi="宋体" w:cs="宋体" w:hint="eastAsia"/>
-                <w:color w:val="000000"/>
-                <w:kern w:val="0"/>
-                <w:szCs w:val="21"/>
-              </w:rPr>
-              <w:lastRenderedPageBreak/>
-              <w:t>的地点</w:t>
+              <w:t>设置有通信机械室的地点</w:t>
             </w:r>
           </w:p>
         </w:tc>
@@ -16773,7 +16664,6 @@
           </w:tcPr>
           <w:p>
             <w:r>
-              <w:lastRenderedPageBreak/>
               <w:t>{%tr endif %}</w:t>
             </w:r>
           </w:p>
@@ -17682,12 +17572,12 @@
       </w:r>
       <w:smartTag w:uri="urn:schemas-microsoft-com:office:smarttags" w:element="chmetcnv">
         <w:smartTagPr>
+          <w:attr w:name="TCSC" w:val="0"/>
+          <w:attr w:name="NumberType" w:val="1"/>
+          <w:attr w:name="Negative" w:val="False"/>
+          <w:attr w:name="HasSpace" w:val="False"/>
+          <w:attr w:name="SourceValue" w:val="300"/>
           <w:attr w:name="UnitName" w:val="mm"/>
-          <w:attr w:name="SourceValue" w:val="300"/>
-          <w:attr w:name="HasSpace" w:val="False"/>
-          <w:attr w:name="Negative" w:val="False"/>
-          <w:attr w:name="NumberType" w:val="1"/>
-          <w:attr w:name="TCSC" w:val="0"/>
         </w:smartTagPr>
         <w:r>
           <w:rPr>
@@ -17799,7 +17689,6 @@
           <w:rFonts w:hint="eastAsia"/>
           <w:sz w:val="24"/>
         </w:rPr>
-        <w:lastRenderedPageBreak/>
         <w:t>（</w:t>
       </w:r>
       <w:r>
@@ -17931,7 +17820,7 @@
         <mc:AlternateContent>
           <mc:Choice Requires="wps">
             <w:drawing>
-              <wp:anchor distT="0" distB="0" distL="114300" distR="114300" simplePos="0" relativeHeight="251658752" behindDoc="0" locked="0" layoutInCell="1" allowOverlap="1" wp14:anchorId="1BDF2110" wp14:editId="5A042FEA">
+              <wp:anchor distT="0" distB="0" distL="114300" distR="114300" simplePos="0" relativeHeight="251658752" behindDoc="0" locked="0" layoutInCell="1" allowOverlap="1" wp14:anchorId="716341D4" wp14:editId="07E14573">
                 <wp:simplePos x="0" y="0"/>
                 <wp:positionH relativeFrom="column">
                   <wp:posOffset>157</wp:posOffset>
@@ -21576,7 +21465,7 @@
         <w:jc w:val="center"/>
       </w:pPr>
       <w:r>
-        <w:object w:dxaOrig="15000" w:dyaOrig="9675" w14:anchorId="6DAEFA53">
+        <w:object w:dxaOrig="15000" w:dyaOrig="9675" w14:anchorId="683201C0">
           <v:shapetype id="_x0000_t75" coordsize="21600,21600" o:spt="75" o:preferrelative="t" path="m@4@5l@4@11@9@11@9@5xe" filled="f" stroked="f">
             <v:stroke joinstyle="miter"/>
             <v:formulas>
@@ -21599,7 +21488,7 @@
           <v:shape id="_x0000_i1025" type="#_x0000_t75" style="width:422.4pt;height:190.8pt" o:ole="">
             <v:imagedata r:id="rId14" o:title="" croptop="26912f" cropbottom="13574f" cropleft="17065f" cropright="12918f"/>
           </v:shape>
-          <o:OLEObject Type="Embed" ProgID="AutoCAD.Drawing.18" ShapeID="_x0000_i1025" DrawAspect="Content" ObjectID="_1845925670" r:id="rId15"/>
+          <o:OLEObject Type="Embed" ProgID="AutoCAD.Drawing.18" ShapeID="_x0000_i1025" DrawAspect="Content" ObjectID="_1845963498" r:id="rId15"/>
         </w:object>
       </w:r>
       <w:r>
@@ -21613,7 +21502,7 @@
           <w:noProof/>
         </w:rPr>
         <w:drawing>
-          <wp:inline distT="0" distB="0" distL="0" distR="0" wp14:anchorId="6CC62594" wp14:editId="089CA078">
+          <wp:inline distT="0" distB="0" distL="0" distR="0" wp14:anchorId="617A0CB2" wp14:editId="224602B9">
             <wp:extent cx="4613275" cy="1652270"/>
             <wp:effectExtent l="0" t="0" r="0" b="5080"/>
             <wp:docPr id="1" name="图片 1"/>
@@ -30662,7 +30551,7 @@
         </w:rPr>
         <w:t>（2）</w:t>
       </w:r>
-      <w:bookmarkStart w:id="1" w:name="_Hlk206448240"/>
+      <w:bookmarkStart w:id="0" w:name="_Hlk206448240"/>
       <w:r>
         <w:rPr>
           <w:rFonts w:ascii="宋体" w:hAnsi="宋体" w:hint="eastAsia"/>
@@ -30705,7 +30594,7 @@
         </w:rPr>
         <w:t>。</w:t>
       </w:r>
-      <w:bookmarkEnd w:id="1"/>
+      <w:bookmarkEnd w:id="0"/>
     </w:p>
     <w:p>
       <w:pPr>
@@ -31047,12 +30936,12 @@
       </w:r>
       <w:smartTag w:uri="urn:schemas-microsoft-com:office:smarttags" w:element="chmetcnv">
         <w:smartTagPr>
+          <w:attr w:name="TCSC" w:val="0"/>
+          <w:attr w:name="NumberType" w:val="1"/>
+          <w:attr w:name="Negative" w:val="False"/>
+          <w:attr w:name="HasSpace" w:val="False"/>
+          <w:attr w:name="SourceValue" w:val="28"/>
           <w:attr w:name="UnitName" w:val="℃"/>
-          <w:attr w:name="SourceValue" w:val="28"/>
-          <w:attr w:name="HasSpace" w:val="False"/>
-          <w:attr w:name="Negative" w:val="False"/>
-          <w:attr w:name="NumberType" w:val="1"/>
-          <w:attr w:name="TCSC" w:val="0"/>
         </w:smartTagPr>
         <w:r>
           <w:rPr>
@@ -31078,12 +30967,12 @@
       </w:r>
       <w:smartTag w:uri="urn:schemas-microsoft-com:office:smarttags" w:element="chmetcnv">
         <w:smartTagPr>
+          <w:attr w:name="TCSC" w:val="0"/>
+          <w:attr w:name="NumberType" w:val="1"/>
+          <w:attr w:name="Negative" w:val="False"/>
+          <w:attr w:name="HasSpace" w:val="False"/>
+          <w:attr w:name="SourceValue" w:val="25"/>
           <w:attr w:name="UnitName" w:val="℃"/>
-          <w:attr w:name="SourceValue" w:val="25"/>
-          <w:attr w:name="HasSpace" w:val="False"/>
-          <w:attr w:name="Negative" w:val="False"/>
-          <w:attr w:name="NumberType" w:val="1"/>
-          <w:attr w:name="TCSC" w:val="0"/>
         </w:smartTagPr>
         <w:r>
           <w:rPr>
@@ -33107,7 +32996,7 @@
         </w:rPr>
         <w:lastRenderedPageBreak/>
         <w:drawing>
-          <wp:inline distT="0" distB="0" distL="0" distR="0" wp14:anchorId="7BC4DF40" wp14:editId="4AB59B47">
+          <wp:inline distT="0" distB="0" distL="0" distR="0" wp14:anchorId="72E348EC" wp14:editId="14717E26">
             <wp:extent cx="4772691" cy="6906589"/>
             <wp:effectExtent l="0" t="0" r="8890" b="8890"/>
             <wp:docPr id="2" name="图片 2"/>
@@ -35189,6 +35078,92 @@
       </w:pPr>
     </w:lvl>
   </w:abstractNum>
+  <w:abstractNum w:abstractNumId="3" w15:restartNumberingAfterBreak="0">
+    <w:nsid w:val="444C5A08"/>
+    <w:multiLevelType w:val="hybridMultilevel"/>
+    <w:tmpl w:val="41D623FC"/>
+    <w:lvl w:ilvl="0" w:tplc="0409000F">
+      <w:start w:val="1"/>
+      <w:numFmt w:val="decimal"/>
+      <w:lvlText w:val="%1."/>
+      <w:lvlJc w:val="left"/>
+      <w:pPr>
+        <w:ind w:left="920" w:hanging="440"/>
+      </w:pPr>
+    </w:lvl>
+    <w:lvl w:ilvl="1" w:tplc="04090019" w:tentative="1">
+      <w:start w:val="1"/>
+      <w:numFmt w:val="lowerLetter"/>
+      <w:lvlText w:val="%2)"/>
+      <w:lvlJc w:val="left"/>
+      <w:pPr>
+        <w:ind w:left="1360" w:hanging="440"/>
+      </w:pPr>
+    </w:lvl>
+    <w:lvl w:ilvl="2" w:tplc="0409001B" w:tentative="1">
+      <w:start w:val="1"/>
+      <w:numFmt w:val="lowerRoman"/>
+      <w:lvlText w:val="%3."/>
+      <w:lvlJc w:val="right"/>
+      <w:pPr>
+        <w:ind w:left="1800" w:hanging="440"/>
+      </w:pPr>
+    </w:lvl>
+    <w:lvl w:ilvl="3" w:tplc="0409000F" w:tentative="1">
+      <w:start w:val="1"/>
+      <w:numFmt w:val="decimal"/>
+      <w:lvlText w:val="%4."/>
+      <w:lvlJc w:val="left"/>
+      <w:pPr>
+        <w:ind w:left="2240" w:hanging="440"/>
+      </w:pPr>
+    </w:lvl>
+    <w:lvl w:ilvl="4" w:tplc="04090019" w:tentative="1">
+      <w:start w:val="1"/>
+      <w:numFmt w:val="lowerLetter"/>
+      <w:lvlText w:val="%5)"/>
+      <w:lvlJc w:val="left"/>
+      <w:pPr>
+        <w:ind w:left="2680" w:hanging="440"/>
+      </w:pPr>
+    </w:lvl>
+    <w:lvl w:ilvl="5" w:tplc="0409001B" w:tentative="1">
+      <w:start w:val="1"/>
+      <w:numFmt w:val="lowerRoman"/>
+      <w:lvlText w:val="%6."/>
+      <w:lvlJc w:val="right"/>
+      <w:pPr>
+        <w:ind w:left="3120" w:hanging="440"/>
+      </w:pPr>
+    </w:lvl>
+    <w:lvl w:ilvl="6" w:tplc="0409000F" w:tentative="1">
+      <w:start w:val="1"/>
+      <w:numFmt w:val="decimal"/>
+      <w:lvlText w:val="%7."/>
+      <w:lvlJc w:val="left"/>
+      <w:pPr>
+        <w:ind w:left="3560" w:hanging="440"/>
+      </w:pPr>
+    </w:lvl>
+    <w:lvl w:ilvl="7" w:tplc="04090019" w:tentative="1">
+      <w:start w:val="1"/>
+      <w:numFmt w:val="lowerLetter"/>
+      <w:lvlText w:val="%8)"/>
+      <w:lvlJc w:val="left"/>
+      <w:pPr>
+        <w:ind w:left="4000" w:hanging="440"/>
+      </w:pPr>
+    </w:lvl>
+    <w:lvl w:ilvl="8" w:tplc="0409001B" w:tentative="1">
+      <w:start w:val="1"/>
+      <w:numFmt w:val="lowerRoman"/>
+      <w:lvlText w:val="%9."/>
+      <w:lvlJc w:val="right"/>
+      <w:pPr>
+        <w:ind w:left="4440" w:hanging="440"/>
+      </w:pPr>
+    </w:lvl>
+  </w:abstractNum>
   <w:num w:numId="1" w16cid:durableId="43412955">
     <w:abstractNumId w:val="2"/>
   </w:num>
@@ -35197,6 +35172,9 @@
   </w:num>
   <w:num w:numId="3" w16cid:durableId="2039088590">
     <w:abstractNumId w:val="1"/>
+  </w:num>
+  <w:num w:numId="4" w16cid:durableId="641038068">
+    <w:abstractNumId w:val="3"/>
   </w:num>
 </w:numbering>
 </file>
